--- a/docs/manuali/device_layout.docx
+++ b/docs/manuali/device_layout.docx
@@ -59,7 +59,7 @@
                 <w:color w:val="B2C2D9"/>
                 <w:sz w:val="26"/>
               </w:rPr>
-              <w:t>Layout Dispositivi — Guida al Setup del Sistema</w:t>
+              <w:t>Layout Dispositivi — Quanti device servono e dove</w:t>
             </w:r>
           </w:p>
         </w:tc>
@@ -82,7 +82,996 @@
           <w:color w:val="0F3460"/>
           <w:sz w:val="36"/>
         </w:rPr>
-        <w:t>1 — Posizionamento dispositivi nel locale</w:t>
+        <w:t>1 — Quanti dispositivi servono</w:t>
+      </w:r>
+    </w:p>
+    <w:p>
+      <w:pPr>
+        <w:jc w:val="left"/>
+        <w:spacing w:before="0" w:after="60"/>
+      </w:pPr>
+      <w:r>
+        <w:rPr>
+          <w:rFonts w:ascii="Calibri" w:hAnsi="Calibri"/>
+          <w:b w:val="0"/>
+          <w:i w:val="0"/>
+          <w:color w:val="6C757D"/>
+          <w:sz w:val="20"/>
+        </w:rPr>
+        <w:t>Configurazione minima per coprire tutti i flussi attivi: vendita al banco, cesto self-service, pasti aziendali e ordini dal builder visuale.</w:t>
+      </w:r>
+    </w:p>
+    <w:p>
+      <w:pPr>
+        <w:spacing w:before="80" w:after="0"/>
+      </w:pPr>
+    </w:p>
+    <w:tbl>
+      <w:tblPr>
+        <w:tblW w:type="auto" w:w="0"/>
+        <w:tblLook w:firstColumn="1" w:firstRow="1" w:lastColumn="0" w:lastRow="0" w:noHBand="0" w:noVBand="1" w:val="04A0"/>
+        <w:tblBorders>
+          <w:top w:val="nil"/>
+          <w:left w:val="nil"/>
+          <w:bottom w:val="nil"/>
+          <w:right w:val="nil"/>
+          <w:insideH w:val="nil"/>
+          <w:insideV w:val="nil"/>
+        </w:tblBorders>
+      </w:tblPr>
+      <w:tblGrid>
+        <w:gridCol w:w="3137"/>
+        <w:gridCol w:w="3137"/>
+        <w:gridCol w:w="3137"/>
+      </w:tblGrid>
+      <w:tr>
+        <w:tc>
+          <w:tcPr>
+            <w:tcW w:w="793" w:type="dxa"/>
+            <w:shd w:val="clear" w:color="auto" w:fill="0F3460"/>
+            <w:tcMar>
+              <w:top w:w="100" w:type="dxa"/>
+              <w:bottom w:w="100" w:type="dxa"/>
+              <w:left w:w="113" w:type="dxa"/>
+              <w:right w:w="113" w:type="dxa"/>
+            </w:tcMar>
+            <w:vAlign w:val="center"/>
+          </w:tcPr>
+          <w:p>
+            <w:r>
+              <w:rPr>
+                <w:rFonts w:ascii="Calibri" w:hAnsi="Calibri"/>
+                <w:b/>
+                <w:i w:val="0"/>
+                <w:color w:val="FFFFFF"/>
+                <w:sz w:val="18"/>
+              </w:rPr>
+              <w:t>#</w:t>
+            </w:r>
+          </w:p>
+        </w:tc>
+        <w:tc>
+          <w:tcPr>
+            <w:tcW w:w="4195" w:type="dxa"/>
+            <w:shd w:val="clear" w:color="auto" w:fill="0F3460"/>
+            <w:tcMar>
+              <w:top w:w="100" w:type="dxa"/>
+              <w:bottom w:w="100" w:type="dxa"/>
+              <w:left w:w="113" w:type="dxa"/>
+              <w:right w:w="113" w:type="dxa"/>
+            </w:tcMar>
+            <w:vAlign w:val="center"/>
+          </w:tcPr>
+          <w:p>
+            <w:r>
+              <w:rPr>
+                <w:rFonts w:ascii="Calibri" w:hAnsi="Calibri"/>
+                <w:b/>
+                <w:i w:val="0"/>
+                <w:color w:val="FFFFFF"/>
+                <w:sz w:val="18"/>
+              </w:rPr>
+              <w:t>Dispositivo</w:t>
+            </w:r>
+          </w:p>
+        </w:tc>
+        <w:tc>
+          <w:tcPr>
+            <w:tcW w:w="4649" w:type="dxa"/>
+            <w:shd w:val="clear" w:color="auto" w:fill="0F3460"/>
+            <w:tcMar>
+              <w:top w:w="100" w:type="dxa"/>
+              <w:bottom w:w="100" w:type="dxa"/>
+              <w:left w:w="113" w:type="dxa"/>
+              <w:right w:w="113" w:type="dxa"/>
+            </w:tcMar>
+            <w:vAlign w:val="center"/>
+          </w:tcPr>
+          <w:p>
+            <w:r>
+              <w:rPr>
+                <w:rFonts w:ascii="Calibri" w:hAnsi="Calibri"/>
+                <w:b/>
+                <w:i w:val="0"/>
+                <w:color w:val="FFFFFF"/>
+                <w:sz w:val="18"/>
+              </w:rPr>
+              <w:t>Account dedicato</w:t>
+            </w:r>
+          </w:p>
+        </w:tc>
+      </w:tr>
+      <w:tr>
+        <w:tc>
+          <w:tcPr>
+            <w:tcW w:w="793" w:type="dxa"/>
+            <w:shd w:val="clear" w:color="auto" w:fill="F8F9FC"/>
+            <w:tcMar>
+              <w:top w:w="90" w:type="dxa"/>
+              <w:bottom w:w="90" w:type="dxa"/>
+              <w:left w:w="113" w:type="dxa"/>
+              <w:right w:w="113" w:type="dxa"/>
+            </w:tcMar>
+            <w:vAlign w:val="center"/>
+          </w:tcPr>
+          <w:p>
+            <w:pPr>
+              <w:jc w:val="center"/>
+            </w:pPr>
+            <w:r>
+              <w:rPr>
+                <w:rFonts w:ascii="Calibri" w:hAnsi="Calibri"/>
+                <w:b/>
+                <w:i w:val="0"/>
+                <w:color w:val="E94560"/>
+                <w:sz w:val="22"/>
+              </w:rPr>
+              <w:t>1</w:t>
+            </w:r>
+          </w:p>
+        </w:tc>
+        <w:tc>
+          <w:tcPr>
+            <w:tcW w:w="4195" w:type="dxa"/>
+            <w:shd w:val="clear" w:color="auto" w:fill="F8F9FC"/>
+            <w:tcMar>
+              <w:top w:w="90" w:type="dxa"/>
+              <w:bottom w:w="90" w:type="dxa"/>
+              <w:left w:w="113" w:type="dxa"/>
+              <w:right w:w="113" w:type="dxa"/>
+            </w:tcMar>
+            <w:vAlign w:val="center"/>
+          </w:tcPr>
+          <w:p>
+            <w:r>
+              <w:rPr>
+                <w:rFonts w:ascii="Calibri" w:hAnsi="Calibri"/>
+                <w:b/>
+                <w:i w:val="0"/>
+                <w:color w:val="2D3436"/>
+                <w:sz w:val="19"/>
+              </w:rPr>
+              <w:t>Display o tablet in cucina</w:t>
+            </w:r>
+          </w:p>
+        </w:tc>
+        <w:tc>
+          <w:tcPr>
+            <w:tcW w:w="4649" w:type="dxa"/>
+            <w:shd w:val="clear" w:color="auto" w:fill="F8F9FC"/>
+            <w:tcMar>
+              <w:top w:w="90" w:type="dxa"/>
+              <w:bottom w:w="90" w:type="dxa"/>
+              <w:left w:w="113" w:type="dxa"/>
+              <w:right w:w="113" w:type="dxa"/>
+            </w:tcMar>
+            <w:vAlign w:val="center"/>
+          </w:tcPr>
+          <w:p>
+            <w:r>
+              <w:rPr>
+                <w:rFonts w:ascii="Calibri" w:hAnsi="Calibri"/>
+                <w:b w:val="0"/>
+                <w:i w:val="0"/>
+                <w:color w:val="2D3436"/>
+                <w:sz w:val="19"/>
+              </w:rPr>
+              <w:t>cucina@bar.local  ·  ruolo cuoco</w:t>
+            </w:r>
+          </w:p>
+        </w:tc>
+      </w:tr>
+      <w:tr>
+        <w:tc>
+          <w:tcPr>
+            <w:tcW w:w="793" w:type="dxa"/>
+            <w:shd w:val="clear" w:color="auto" w:fill="FFFFFF"/>
+            <w:tcMar>
+              <w:top w:w="90" w:type="dxa"/>
+              <w:bottom w:w="90" w:type="dxa"/>
+              <w:left w:w="113" w:type="dxa"/>
+              <w:right w:w="113" w:type="dxa"/>
+            </w:tcMar>
+            <w:vAlign w:val="center"/>
+          </w:tcPr>
+          <w:p>
+            <w:pPr>
+              <w:jc w:val="center"/>
+            </w:pPr>
+            <w:r>
+              <w:rPr>
+                <w:rFonts w:ascii="Calibri" w:hAnsi="Calibri"/>
+                <w:b/>
+                <w:i w:val="0"/>
+                <w:color w:val="E94560"/>
+                <w:sz w:val="22"/>
+              </w:rPr>
+              <w:t>2</w:t>
+            </w:r>
+          </w:p>
+        </w:tc>
+        <w:tc>
+          <w:tcPr>
+            <w:tcW w:w="4195" w:type="dxa"/>
+            <w:shd w:val="clear" w:color="auto" w:fill="FFFFFF"/>
+            <w:tcMar>
+              <w:top w:w="90" w:type="dxa"/>
+              <w:bottom w:w="90" w:type="dxa"/>
+              <w:left w:w="113" w:type="dxa"/>
+              <w:right w:w="113" w:type="dxa"/>
+            </w:tcMar>
+            <w:vAlign w:val="center"/>
+          </w:tcPr>
+          <w:p>
+            <w:r>
+              <w:rPr>
+                <w:rFonts w:ascii="Calibri" w:hAnsi="Calibri"/>
+                <w:b/>
+                <w:i w:val="0"/>
+                <w:color w:val="2D3436"/>
+                <w:sz w:val="19"/>
+              </w:rPr>
+              <w:t>Tablet al banco / cassa</w:t>
+            </w:r>
+          </w:p>
+        </w:tc>
+        <w:tc>
+          <w:tcPr>
+            <w:tcW w:w="4649" w:type="dxa"/>
+            <w:shd w:val="clear" w:color="auto" w:fill="FFFFFF"/>
+            <w:tcMar>
+              <w:top w:w="90" w:type="dxa"/>
+              <w:bottom w:w="90" w:type="dxa"/>
+              <w:left w:w="113" w:type="dxa"/>
+              <w:right w:w="113" w:type="dxa"/>
+            </w:tcMar>
+            <w:vAlign w:val="center"/>
+          </w:tcPr>
+          <w:p>
+            <w:r>
+              <w:rPr>
+                <w:rFonts w:ascii="Calibri" w:hAnsi="Calibri"/>
+                <w:b w:val="0"/>
+                <w:i w:val="0"/>
+                <w:color w:val="2D3436"/>
+                <w:sz w:val="19"/>
+              </w:rPr>
+              <w:t>banco@bar.local  ·  ruolo cassiere</w:t>
+            </w:r>
+          </w:p>
+        </w:tc>
+      </w:tr>
+      <w:tr>
+        <w:tc>
+          <w:tcPr>
+            <w:tcW w:w="793" w:type="dxa"/>
+            <w:shd w:val="clear" w:color="auto" w:fill="F8F9FC"/>
+            <w:tcMar>
+              <w:top w:w="90" w:type="dxa"/>
+              <w:bottom w:w="90" w:type="dxa"/>
+              <w:left w:w="113" w:type="dxa"/>
+              <w:right w:w="113" w:type="dxa"/>
+            </w:tcMar>
+            <w:vAlign w:val="center"/>
+          </w:tcPr>
+          <w:p>
+            <w:pPr>
+              <w:jc w:val="center"/>
+            </w:pPr>
+            <w:r>
+              <w:rPr>
+                <w:rFonts w:ascii="Calibri" w:hAnsi="Calibri"/>
+                <w:b/>
+                <w:i w:val="0"/>
+                <w:color w:val="E94560"/>
+                <w:sz w:val="22"/>
+              </w:rPr>
+              <w:t>3</w:t>
+            </w:r>
+          </w:p>
+        </w:tc>
+        <w:tc>
+          <w:tcPr>
+            <w:tcW w:w="4195" w:type="dxa"/>
+            <w:shd w:val="clear" w:color="auto" w:fill="F8F9FC"/>
+            <w:tcMar>
+              <w:top w:w="90" w:type="dxa"/>
+              <w:bottom w:w="90" w:type="dxa"/>
+              <w:left w:w="113" w:type="dxa"/>
+              <w:right w:w="113" w:type="dxa"/>
+            </w:tcMar>
+            <w:vAlign w:val="center"/>
+          </w:tcPr>
+          <w:p>
+            <w:r>
+              <w:rPr>
+                <w:rFonts w:ascii="Calibri" w:hAnsi="Calibri"/>
+                <w:b/>
+                <w:i w:val="0"/>
+                <w:color w:val="2D3436"/>
+                <w:sz w:val="19"/>
+              </w:rPr>
+              <w:t>PC backoffice</w:t>
+            </w:r>
+          </w:p>
+        </w:tc>
+        <w:tc>
+          <w:tcPr>
+            <w:tcW w:w="4649" w:type="dxa"/>
+            <w:shd w:val="clear" w:color="auto" w:fill="F8F9FC"/>
+            <w:tcMar>
+              <w:top w:w="90" w:type="dxa"/>
+              <w:bottom w:w="90" w:type="dxa"/>
+              <w:left w:w="113" w:type="dxa"/>
+              <w:right w:w="113" w:type="dxa"/>
+            </w:tcMar>
+            <w:vAlign w:val="center"/>
+          </w:tcPr>
+          <w:p>
+            <w:r>
+              <w:rPr>
+                <w:rFonts w:ascii="Calibri" w:hAnsi="Calibri"/>
+                <w:b w:val="0"/>
+                <w:i w:val="0"/>
+                <w:color w:val="2D3436"/>
+                <w:sz w:val="19"/>
+              </w:rPr>
+              <w:t>admin@bar.local oppure sala@bar.local</w:t>
+            </w:r>
+          </w:p>
+        </w:tc>
+      </w:tr>
+      <w:tr>
+        <w:tc>
+          <w:tcPr>
+            <w:tcW w:w="793" w:type="dxa"/>
+            <w:shd w:val="clear" w:color="auto" w:fill="FFFFFF"/>
+            <w:tcMar>
+              <w:top w:w="90" w:type="dxa"/>
+              <w:bottom w:w="90" w:type="dxa"/>
+              <w:left w:w="113" w:type="dxa"/>
+              <w:right w:w="113" w:type="dxa"/>
+            </w:tcMar>
+            <w:vAlign w:val="center"/>
+          </w:tcPr>
+          <w:p>
+            <w:pPr>
+              <w:jc w:val="center"/>
+            </w:pPr>
+            <w:r>
+              <w:rPr>
+                <w:rFonts w:ascii="Calibri" w:hAnsi="Calibri"/>
+                <w:b/>
+                <w:i w:val="0"/>
+                <w:color w:val="E94560"/>
+                <w:sz w:val="22"/>
+              </w:rPr>
+              <w:t>4</w:t>
+            </w:r>
+          </w:p>
+        </w:tc>
+        <w:tc>
+          <w:tcPr>
+            <w:tcW w:w="4195" w:type="dxa"/>
+            <w:shd w:val="clear" w:color="auto" w:fill="FFFFFF"/>
+            <w:tcMar>
+              <w:top w:w="90" w:type="dxa"/>
+              <w:bottom w:w="90" w:type="dxa"/>
+              <w:left w:w="113" w:type="dxa"/>
+              <w:right w:w="113" w:type="dxa"/>
+            </w:tcMar>
+            <w:vAlign w:val="center"/>
+          </w:tcPr>
+          <w:p>
+            <w:r>
+              <w:rPr>
+                <w:rFonts w:ascii="Calibri" w:hAnsi="Calibri"/>
+                <w:b/>
+                <w:i w:val="0"/>
+                <w:color w:val="2D3436"/>
+                <w:sz w:val="19"/>
+              </w:rPr>
+              <w:t>Registratore di cassa</w:t>
+            </w:r>
+          </w:p>
+        </w:tc>
+        <w:tc>
+          <w:tcPr>
+            <w:tcW w:w="4649" w:type="dxa"/>
+            <w:shd w:val="clear" w:color="auto" w:fill="FFFFFF"/>
+            <w:tcMar>
+              <w:top w:w="90" w:type="dxa"/>
+              <w:bottom w:w="90" w:type="dxa"/>
+              <w:left w:w="113" w:type="dxa"/>
+              <w:right w:w="113" w:type="dxa"/>
+            </w:tcMar>
+            <w:vAlign w:val="center"/>
+          </w:tcPr>
+          <w:p>
+            <w:r>
+              <w:rPr>
+                <w:rFonts w:ascii="Calibri" w:hAnsi="Calibri"/>
+                <w:b w:val="0"/>
+                <w:i w:val="0"/>
+                <w:color w:val="2D3436"/>
+                <w:sz w:val="19"/>
+              </w:rPr>
+              <w:t>esterno a QuickLunch, nessun account</w:t>
+            </w:r>
+          </w:p>
+        </w:tc>
+      </w:tr>
+    </w:tbl>
+    <w:p>
+      <w:pPr>
+        <w:spacing w:before="160" w:after="0"/>
+      </w:pPr>
+    </w:p>
+    <w:p>
+      <w:pPr>
+        <w:jc w:val="left"/>
+        <w:spacing w:before="0" w:after="60"/>
+      </w:pPr>
+      <w:r>
+        <w:rPr>
+          <w:rFonts w:ascii="Calibri" w:hAnsi="Calibri"/>
+          <w:b/>
+          <w:i w:val="0"/>
+          <w:color w:val="2D3436"/>
+          <w:sz w:val="20"/>
+        </w:rPr>
+        <w:t>Piu due stampanti, con formati non interscambiabili:</w:t>
+      </w:r>
+    </w:p>
+    <w:p>
+      <w:pPr>
+        <w:spacing w:before="60" w:after="0"/>
+      </w:pPr>
+    </w:p>
+    <w:tbl>
+      <w:tblPr>
+        <w:tblW w:type="auto" w:w="0"/>
+        <w:tblLook w:firstColumn="1" w:firstRow="1" w:lastColumn="0" w:lastRow="0" w:noHBand="0" w:noVBand="1" w:val="04A0"/>
+        <w:tblBorders>
+          <w:top w:val="nil"/>
+          <w:left w:val="nil"/>
+          <w:bottom w:val="nil"/>
+          <w:right w:val="nil"/>
+          <w:insideH w:val="nil"/>
+          <w:insideV w:val="nil"/>
+        </w:tblBorders>
+      </w:tblPr>
+      <w:tblGrid>
+        <w:gridCol w:w="3137"/>
+        <w:gridCol w:w="3137"/>
+        <w:gridCol w:w="3137"/>
+      </w:tblGrid>
+      <w:tr>
+        <w:tc>
+          <w:tcPr>
+            <w:tcW w:w="2608" w:type="dxa"/>
+            <w:shd w:val="clear" w:color="auto" w:fill="6C757D"/>
+            <w:tcMar>
+              <w:top w:w="100" w:type="dxa"/>
+              <w:bottom w:w="100" w:type="dxa"/>
+              <w:left w:w="113" w:type="dxa"/>
+              <w:right w:w="113" w:type="dxa"/>
+            </w:tcMar>
+            <w:vAlign w:val="center"/>
+          </w:tcPr>
+          <w:p>
+            <w:r>
+              <w:rPr>
+                <w:rFonts w:ascii="Calibri" w:hAnsi="Calibri"/>
+                <w:b/>
+                <w:i w:val="0"/>
+                <w:color w:val="FFFFFF"/>
+                <w:sz w:val="18"/>
+              </w:rPr>
+              <w:t>Stampante</w:t>
+            </w:r>
+          </w:p>
+        </w:tc>
+        <w:tc>
+          <w:tcPr>
+            <w:tcW w:w="3628" w:type="dxa"/>
+            <w:shd w:val="clear" w:color="auto" w:fill="6C757D"/>
+            <w:tcMar>
+              <w:top w:w="100" w:type="dxa"/>
+              <w:bottom w:w="100" w:type="dxa"/>
+              <w:left w:w="113" w:type="dxa"/>
+              <w:right w:w="113" w:type="dxa"/>
+            </w:tcMar>
+            <w:vAlign w:val="center"/>
+          </w:tcPr>
+          <w:p>
+            <w:r>
+              <w:rPr>
+                <w:rFonts w:ascii="Calibri" w:hAnsi="Calibri"/>
+                <w:b/>
+                <w:i w:val="0"/>
+                <w:color w:val="FFFFFF"/>
+                <w:sz w:val="18"/>
+              </w:rPr>
+              <w:t>Serve per</w:t>
+            </w:r>
+          </w:p>
+        </w:tc>
+        <w:tc>
+          <w:tcPr>
+            <w:tcW w:w="3402" w:type="dxa"/>
+            <w:shd w:val="clear" w:color="auto" w:fill="6C757D"/>
+            <w:tcMar>
+              <w:top w:w="100" w:type="dxa"/>
+              <w:bottom w:w="100" w:type="dxa"/>
+              <w:left w:w="113" w:type="dxa"/>
+              <w:right w:w="113" w:type="dxa"/>
+            </w:tcMar>
+            <w:vAlign w:val="center"/>
+          </w:tcPr>
+          <w:p>
+            <w:r>
+              <w:rPr>
+                <w:rFonts w:ascii="Calibri" w:hAnsi="Calibri"/>
+                <w:b/>
+                <w:i w:val="0"/>
+                <w:color w:val="FFFFFF"/>
+                <w:sz w:val="18"/>
+              </w:rPr>
+              <w:t>Posizione</w:t>
+            </w:r>
+          </w:p>
+        </w:tc>
+      </w:tr>
+      <w:tr>
+        <w:tc>
+          <w:tcPr>
+            <w:tcW w:w="2608" w:type="dxa"/>
+            <w:shd w:val="clear" w:color="auto" w:fill="F8F9FC"/>
+            <w:tcMar>
+              <w:top w:w="90" w:type="dxa"/>
+              <w:bottom w:w="90" w:type="dxa"/>
+              <w:left w:w="113" w:type="dxa"/>
+              <w:right w:w="113" w:type="dxa"/>
+            </w:tcMar>
+            <w:vAlign w:val="center"/>
+          </w:tcPr>
+          <w:p>
+            <w:r>
+              <w:rPr>
+                <w:rFonts w:ascii="Calibri" w:hAnsi="Calibri"/>
+                <w:b/>
+                <w:i w:val="0"/>
+                <w:color w:val="2D3436"/>
+                <w:sz w:val="19"/>
+              </w:rPr>
+              <w:t>Termica 80 mm</w:t>
+            </w:r>
+          </w:p>
+        </w:tc>
+        <w:tc>
+          <w:tcPr>
+            <w:tcW w:w="3628" w:type="dxa"/>
+            <w:shd w:val="clear" w:color="auto" w:fill="F8F9FC"/>
+            <w:tcMar>
+              <w:top w:w="90" w:type="dxa"/>
+              <w:bottom w:w="90" w:type="dxa"/>
+              <w:left w:w="113" w:type="dxa"/>
+              <w:right w:w="113" w:type="dxa"/>
+            </w:tcMar>
+            <w:vAlign w:val="center"/>
+          </w:tcPr>
+          <w:p>
+            <w:r>
+              <w:rPr>
+                <w:rFonts w:ascii="Calibri" w:hAnsi="Calibri"/>
+                <w:b w:val="0"/>
+                <w:i w:val="0"/>
+                <w:color w:val="2D3436"/>
+                <w:sz w:val="19"/>
+              </w:rPr>
+              <w:t>Tagliandi ordine per la cucina</w:t>
+            </w:r>
+          </w:p>
+        </w:tc>
+        <w:tc>
+          <w:tcPr>
+            <w:tcW w:w="3402" w:type="dxa"/>
+            <w:shd w:val="clear" w:color="auto" w:fill="F8F9FC"/>
+            <w:tcMar>
+              <w:top w:w="90" w:type="dxa"/>
+              <w:bottom w:w="90" w:type="dxa"/>
+              <w:left w:w="113" w:type="dxa"/>
+              <w:right w:w="113" w:type="dxa"/>
+            </w:tcMar>
+            <w:vAlign w:val="center"/>
+          </w:tcPr>
+          <w:p>
+            <w:r>
+              <w:rPr>
+                <w:rFonts w:ascii="Calibri" w:hAnsi="Calibri"/>
+                <w:b w:val="0"/>
+                <w:i w:val="0"/>
+                <w:color w:val="2D3436"/>
+                <w:sz w:val="19"/>
+              </w:rPr>
+              <w:t>In cucina</w:t>
+            </w:r>
+          </w:p>
+        </w:tc>
+      </w:tr>
+      <w:tr>
+        <w:tc>
+          <w:tcPr>
+            <w:tcW w:w="2608" w:type="dxa"/>
+            <w:shd w:val="clear" w:color="auto" w:fill="FFFFFF"/>
+            <w:tcMar>
+              <w:top w:w="90" w:type="dxa"/>
+              <w:bottom w:w="90" w:type="dxa"/>
+              <w:left w:w="113" w:type="dxa"/>
+              <w:right w:w="113" w:type="dxa"/>
+            </w:tcMar>
+            <w:vAlign w:val="center"/>
+          </w:tcPr>
+          <w:p>
+            <w:r>
+              <w:rPr>
+                <w:rFonts w:ascii="Calibri" w:hAnsi="Calibri"/>
+                <w:b/>
+                <w:i w:val="0"/>
+                <w:color w:val="2D3436"/>
+                <w:sz w:val="19"/>
+              </w:rPr>
+              <w:t>A4 comune</w:t>
+            </w:r>
+          </w:p>
+        </w:tc>
+        <w:tc>
+          <w:tcPr>
+            <w:tcW w:w="3628" w:type="dxa"/>
+            <w:shd w:val="clear" w:color="auto" w:fill="FFFFFF"/>
+            <w:tcMar>
+              <w:top w:w="90" w:type="dxa"/>
+              <w:bottom w:w="90" w:type="dxa"/>
+              <w:left w:w="113" w:type="dxa"/>
+              <w:right w:w="113" w:type="dxa"/>
+            </w:tcMar>
+            <w:vAlign w:val="center"/>
+          </w:tcPr>
+          <w:p>
+            <w:r>
+              <w:rPr>
+                <w:rFonts w:ascii="Calibri" w:hAnsi="Calibri"/>
+                <w:b w:val="0"/>
+                <w:i w:val="0"/>
+                <w:color w:val="2D3436"/>
+                <w:sz w:val="19"/>
+              </w:rPr>
+              <w:t>Etichette cesto e liste pasti</w:t>
+            </w:r>
+          </w:p>
+        </w:tc>
+        <w:tc>
+          <w:tcPr>
+            <w:tcW w:w="3402" w:type="dxa"/>
+            <w:shd w:val="clear" w:color="auto" w:fill="FFFFFF"/>
+            <w:tcMar>
+              <w:top w:w="90" w:type="dxa"/>
+              <w:bottom w:w="90" w:type="dxa"/>
+              <w:left w:w="113" w:type="dxa"/>
+              <w:right w:w="113" w:type="dxa"/>
+            </w:tcMar>
+            <w:vAlign w:val="center"/>
+          </w:tcPr>
+          <w:p>
+            <w:r>
+              <w:rPr>
+                <w:rFonts w:ascii="Calibri" w:hAnsi="Calibri"/>
+                <w:b w:val="0"/>
+                <w:i w:val="0"/>
+                <w:color w:val="2D3436"/>
+                <w:sz w:val="19"/>
+              </w:rPr>
+              <w:t>In cucina, condivisa in rete</w:t>
+            </w:r>
+          </w:p>
+        </w:tc>
+      </w:tr>
+    </w:tbl>
+    <w:p>
+      <w:pPr>
+        <w:spacing w:before="180" w:after="0"/>
+      </w:pPr>
+    </w:p>
+    <w:tbl>
+      <w:tblPr>
+        <w:tblW w:type="auto" w:w="0"/>
+        <w:tblLook w:firstColumn="1" w:firstRow="1" w:lastColumn="0" w:lastRow="0" w:noHBand="0" w:noVBand="1" w:val="04A0"/>
+        <w:tblBorders>
+          <w:top w:val="nil"/>
+          <w:left w:val="nil"/>
+          <w:bottom w:val="nil"/>
+          <w:right w:val="nil"/>
+          <w:insideH w:val="nil"/>
+          <w:insideV w:val="nil"/>
+        </w:tblBorders>
+      </w:tblPr>
+      <w:tblGrid>
+        <w:gridCol w:w="9412"/>
+      </w:tblGrid>
+      <w:tr>
+        <w:tc>
+          <w:tcPr>
+            <w:tcW w:type="dxa" w:w="9412"/>
+            <w:shd w:val="clear" w:color="auto" w:fill="FDEEF0"/>
+            <w:tcBorders>
+              <w:top w:val="nil"/>
+              <w:bottom w:val="nil"/>
+              <w:left w:val="single" w:sz="20" w:color="E94560" w:space="0"/>
+              <w:right w:val="nil"/>
+            </w:tcBorders>
+            <w:tcMar>
+              <w:top w:w="120" w:type="dxa"/>
+              <w:bottom w:w="120" w:type="dxa"/>
+              <w:left w:w="170" w:type="dxa"/>
+              <w:right w:w="140" w:type="dxa"/>
+            </w:tcMar>
+          </w:tcPr>
+          <w:p>
+            <w:r>
+              <w:rPr>
+                <w:rFonts w:ascii="Calibri" w:hAnsi="Calibri"/>
+                <w:b/>
+                <w:i w:val="0"/>
+                <w:color w:val="E94560"/>
+                <w:sz w:val="20"/>
+              </w:rPr>
+              <w:t xml:space="preserve">🧾  Due documenti diversi: </w:t>
+            </w:r>
+            <w:r>
+              <w:rPr>
+                <w:rFonts w:ascii="Calibri" w:hAnsi="Calibri"/>
+                <w:b w:val="0"/>
+                <w:i w:val="0"/>
+                <w:color w:val="2D3436"/>
+                <w:sz w:val="18"/>
+              </w:rPr>
+              <w:t>lo scontrino da allegare al prodotto è quello fiscale del registratore di cassa, che resta un dispositivo esterno e non comunica con QuickLunch. Il foglio che l'applicazione stampa è il tagliando dell'ordine, utile alla cucina per preparare ma privo di valore fiscale: per questo la stampante termica è consigliata, non necessaria.</w:t>
+            </w:r>
+          </w:p>
+        </w:tc>
+      </w:tr>
+    </w:tbl>
+    <w:p>
+      <w:pPr>
+        <w:spacing w:before="100" w:after="0"/>
+      </w:pPr>
+    </w:p>
+    <w:tbl>
+      <w:tblPr>
+        <w:tblW w:type="auto" w:w="0"/>
+        <w:tblLook w:firstColumn="1" w:firstRow="1" w:lastColumn="0" w:lastRow="0" w:noHBand="0" w:noVBand="1" w:val="04A0"/>
+        <w:tblBorders>
+          <w:top w:val="nil"/>
+          <w:left w:val="nil"/>
+          <w:bottom w:val="nil"/>
+          <w:right w:val="nil"/>
+          <w:insideH w:val="nil"/>
+          <w:insideV w:val="nil"/>
+        </w:tblBorders>
+      </w:tblPr>
+      <w:tblGrid>
+        <w:gridCol w:w="9412"/>
+      </w:tblGrid>
+      <w:tr>
+        <w:tc>
+          <w:tcPr>
+            <w:tcW w:type="dxa" w:w="9412"/>
+            <w:shd w:val="clear" w:color="auto" w:fill="FDF6E7"/>
+            <w:tcBorders>
+              <w:top w:val="nil"/>
+              <w:bottom w:val="nil"/>
+              <w:left w:val="single" w:sz="20" w:color="F0A500" w:space="0"/>
+              <w:right w:val="nil"/>
+            </w:tcBorders>
+            <w:tcMar>
+              <w:top w:w="120" w:type="dxa"/>
+              <w:bottom w:w="120" w:type="dxa"/>
+              <w:left w:w="170" w:type="dxa"/>
+              <w:right w:w="140" w:type="dxa"/>
+            </w:tcMar>
+          </w:tcPr>
+          <w:p>
+            <w:r>
+              <w:rPr>
+                <w:rFonts w:ascii="Calibri" w:hAnsi="Calibri"/>
+                <w:b/>
+                <w:i w:val="0"/>
+                <w:color w:val="F0A500"/>
+                <w:sz w:val="20"/>
+              </w:rPr>
+              <w:t xml:space="preserve">⚠️  Stampa da tablet: </w:t>
+            </w:r>
+            <w:r>
+              <w:rPr>
+                <w:rFonts w:ascii="Calibri" w:hAnsi="Calibri"/>
+                <w:b w:val="0"/>
+                <w:i w:val="0"/>
+                <w:color w:val="2D3436"/>
+                <w:sz w:val="18"/>
+              </w:rPr>
+              <w:t>la stampa parte dal browser, quindi da Android o iOS funziona solo con stampanti di rete AirPrint / Mopria. Una termica USB ESC/POS non si pilota dal browser di un tablet: in quel caso il dispositivo in cucina deve essere un mini-PC, con le stampanti collegate via USB.</w:t>
+            </w:r>
+          </w:p>
+        </w:tc>
+      </w:tr>
+    </w:tbl>
+    <w:p>
+      <w:pPr>
+        <w:spacing w:before="100" w:after="0"/>
+      </w:pPr>
+    </w:p>
+    <w:tbl>
+      <w:tblPr>
+        <w:tblW w:type="auto" w:w="0"/>
+        <w:tblLook w:firstColumn="1" w:firstRow="1" w:lastColumn="0" w:lastRow="0" w:noHBand="0" w:noVBand="1" w:val="04A0"/>
+        <w:tblBorders>
+          <w:top w:val="nil"/>
+          <w:left w:val="nil"/>
+          <w:bottom w:val="nil"/>
+          <w:right w:val="nil"/>
+          <w:insideH w:val="nil"/>
+          <w:insideV w:val="nil"/>
+        </w:tblBorders>
+      </w:tblPr>
+      <w:tblGrid>
+        <w:gridCol w:w="9412"/>
+      </w:tblGrid>
+      <w:tr>
+        <w:tc>
+          <w:tcPr>
+            <w:tcW w:type="dxa" w:w="9412"/>
+            <w:shd w:val="clear" w:color="auto" w:fill="EAF0FB"/>
+            <w:tcBorders>
+              <w:top w:val="nil"/>
+              <w:bottom w:val="nil"/>
+              <w:left w:val="single" w:sz="20" w:color="17A2B8" w:space="0"/>
+              <w:right w:val="nil"/>
+            </w:tcBorders>
+            <w:tcMar>
+              <w:top w:w="120" w:type="dxa"/>
+              <w:bottom w:w="120" w:type="dxa"/>
+              <w:left w:w="170" w:type="dxa"/>
+              <w:right w:w="140" w:type="dxa"/>
+            </w:tcMar>
+          </w:tcPr>
+          <w:p>
+            <w:r>
+              <w:rPr>
+                <w:rFonts w:ascii="Calibri" w:hAnsi="Calibri"/>
+                <w:b/>
+                <w:i w:val="0"/>
+                <w:color w:val="17A2B8"/>
+                <w:sz w:val="20"/>
+              </w:rPr>
+              <w:t xml:space="preserve">ℹ️  Un quarto dispositivo per sicurezza: </w:t>
+            </w:r>
+            <w:r>
+              <w:rPr>
+                <w:rFonts w:ascii="Calibri" w:hAnsi="Calibri"/>
+                <w:b w:val="0"/>
+                <w:i w:val="0"/>
+                <w:color w:val="2D3436"/>
+                <w:sz w:val="18"/>
+              </w:rPr>
+              <w:t>il tablet al banco è l'unico senza alternativa — se si guasta si fermano insieme i pagamenti QR e le consegne dei pasti. Un secondo tablet, anche piccolo, o uno smartphone di servizio copre il rischio. La cucina in emergenza può invece lavorare dal PC backoffice.</w:t>
+            </w:r>
+          </w:p>
+        </w:tc>
+      </w:tr>
+    </w:tbl>
+    <w:p>
+      <w:pPr>
+        <w:spacing w:before="100" w:after="0"/>
+      </w:pPr>
+    </w:p>
+    <w:tbl>
+      <w:tblPr>
+        <w:tblW w:type="auto" w:w="0"/>
+        <w:tblLook w:firstColumn="1" w:firstRow="1" w:lastColumn="0" w:lastRow="0" w:noHBand="0" w:noVBand="1" w:val="04A0"/>
+        <w:tblBorders>
+          <w:top w:val="nil"/>
+          <w:left w:val="nil"/>
+          <w:bottom w:val="nil"/>
+          <w:right w:val="nil"/>
+          <w:insideH w:val="nil"/>
+          <w:insideV w:val="nil"/>
+        </w:tblBorders>
+      </w:tblPr>
+      <w:tblGrid>
+        <w:gridCol w:w="9412"/>
+      </w:tblGrid>
+      <w:tr>
+        <w:tc>
+          <w:tcPr>
+            <w:tcW w:type="dxa" w:w="9412"/>
+            <w:shd w:val="clear" w:color="auto" w:fill="F8F9FC"/>
+            <w:tcBorders>
+              <w:top w:val="nil"/>
+              <w:bottom w:val="nil"/>
+              <w:left w:val="single" w:sz="20" w:color="6C757D" w:space="0"/>
+              <w:right w:val="nil"/>
+            </w:tcBorders>
+            <w:tcMar>
+              <w:top w:w="120" w:type="dxa"/>
+              <w:bottom w:w="120" w:type="dxa"/>
+              <w:left w:w="170" w:type="dxa"/>
+              <w:right w:w="140" w:type="dxa"/>
+            </w:tcMar>
+          </w:tcPr>
+          <w:p>
+            <w:r>
+              <w:rPr>
+                <w:rFonts w:ascii="Calibri" w:hAnsi="Calibri"/>
+                <w:b/>
+                <w:i w:val="0"/>
+                <w:color w:val="6C757D"/>
+                <w:sz w:val="20"/>
+              </w:rPr>
+              <w:t xml:space="preserve">—  Cosa non serve: </w:t>
+            </w:r>
+            <w:r>
+              <w:rPr>
+                <w:rFonts w:ascii="Calibri" w:hAnsi="Calibri"/>
+                <w:b w:val="0"/>
+                <w:i w:val="0"/>
+                <w:color w:val="2D3436"/>
+                <w:sz w:val="18"/>
+              </w:rPr>
+              <w:t>nessun tablet in sala, perché la gestione tavoli è disattivata dalle Impostazioni; e nessun lettore barcode fisso, perché la scansione la fa sempre il telefono del cliente o la fotocamera del tablet cassa.</w:t>
+            </w:r>
+          </w:p>
+        </w:tc>
+      </w:tr>
+    </w:tbl>
+    <w:p>
+      <w:pPr>
+        <w:spacing w:before="200" w:after="0"/>
+      </w:pPr>
+    </w:p>
+    <w:p>
+      <w:pPr>
+        <w:spacing w:before="240" w:after="80"/>
+      </w:pPr>
+      <w:r>
+        <w:rPr>
+          <w:rFonts w:ascii="Calibri" w:hAnsi="Calibri"/>
+          <w:b/>
+          <w:i w:val="0"/>
+          <w:color w:val="0F3460"/>
+          <w:sz w:val="36"/>
+        </w:rPr>
+        <w:t>2 — Posizionamento dispositivi nel locale</w:t>
       </w:r>
     </w:p>
     <w:p>
@@ -264,7 +1253,7 @@
                 <w:color w:val="6C757D"/>
                 <w:sz w:val="18"/>
               </w:rPr>
-              <w:t>Preparazione ordini</w:t>
+              <w:t>Preparazione, cesto, stampa</w:t>
             </w:r>
           </w:p>
         </w:tc>
@@ -302,7 +1291,20 @@
                 <w:color w:val="2D3436"/>
                 <w:sz w:val="18"/>
               </w:rPr>
-              <w:t>• Stampante Scontrini</w:t>
+              <w:t>• Stampante termica 80 mm</w:t>
+            </w:r>
+            <w:r>
+              <w:br/>
+            </w:r>
+            <w:r>
+              <w:rPr>
+                <w:rFonts w:ascii="Calibri" w:hAnsi="Calibri"/>
+                <w:b w:val="0"/>
+                <w:i w:val="0"/>
+                <w:color w:val="2D3436"/>
+                <w:sz w:val="18"/>
+              </w:rPr>
+              <w:t>• Stampante A4</w:t>
             </w:r>
           </w:p>
         </w:tc>
@@ -360,7 +1362,7 @@
                 <w:color w:val="6C757D"/>
                 <w:sz w:val="18"/>
               </w:rPr>
-              <w:t>Cassa rapida QR</w:t>
+              <w:t>Cassa QR, scontrini e consegne</w:t>
             </w:r>
           </w:p>
         </w:tc>
@@ -386,6 +1388,32 @@
                 <w:sz w:val="18"/>
               </w:rPr>
               <w:t>• Tablet Banco POS</w:t>
+            </w:r>
+            <w:r>
+              <w:br/>
+            </w:r>
+            <w:r>
+              <w:rPr>
+                <w:rFonts w:ascii="Calibri" w:hAnsi="Calibri"/>
+                <w:b w:val="0"/>
+                <w:i w:val="0"/>
+                <w:color w:val="2D3436"/>
+                <w:sz w:val="18"/>
+              </w:rPr>
+              <w:t>• Registratore di cassa</w:t>
+            </w:r>
+            <w:r>
+              <w:br/>
+            </w:r>
+            <w:r>
+              <w:rPr>
+                <w:rFonts w:ascii="Calibri" w:hAnsi="Calibri"/>
+                <w:b w:val="0"/>
+                <w:i w:val="0"/>
+                <w:color w:val="2D3436"/>
+                <w:sz w:val="18"/>
+              </w:rPr>
+              <w:t>• Eventuale secondo tablet di riserva</w:t>
             </w:r>
           </w:p>
         </w:tc>
@@ -418,7 +1446,7 @@
                 <w:color w:val="0F3460"/>
                 <w:sz w:val="20"/>
               </w:rPr>
-              <w:t>🪑 SALA / TAVOLI</w:t>
+              <w:t>🍽️ SALA</w:t>
             </w:r>
           </w:p>
         </w:tc>
@@ -443,7 +1471,7 @@
                 <w:color w:val="6C757D"/>
                 <w:sz w:val="18"/>
               </w:rPr>
-              <w:t>Clienti — prenotazioni</w:t>
+              <w:t>Clienti</w:t>
             </w:r>
           </w:p>
         </w:tc>
@@ -468,20 +1496,7 @@
                 <w:color w:val="2D3436"/>
                 <w:sz w:val="18"/>
               </w:rPr>
-              <w:t>• Smartphone Cliente (in mano al cliente)</w:t>
-            </w:r>
-            <w:r>
-              <w:br/>
-            </w:r>
-            <w:r>
-              <w:rPr>
-                <w:rFonts w:ascii="Calibri" w:hAnsi="Calibri"/>
-                <w:b w:val="0"/>
-                <w:i w:val="0"/>
-                <w:color w:val="2D3436"/>
-                <w:sz w:val="18"/>
-              </w:rPr>
-              <w:t>• Tablet Staff Sala (opzionale)</w:t>
+              <w:t>• Smartphone del cliente (in mano al cliente)</w:t>
             </w:r>
           </w:p>
         </w:tc>
@@ -514,7 +1529,7 @@
                 <w:color w:val="0F3460"/>
                 <w:sz w:val="20"/>
               </w:rPr>
-              <w:t>🖥️ UFFICIO/ADMIN</w:t>
+              <w:t>🖥️ UFFICIO</w:t>
             </w:r>
           </w:p>
         </w:tc>
@@ -539,7 +1554,7 @@
                 <w:color w:val="6C757D"/>
                 <w:sz w:val="18"/>
               </w:rPr>
-              <w:t>Gestione sistema</w:t>
+              <w:t>Configurazione e report</w:t>
             </w:r>
           </w:p>
         </w:tc>
@@ -564,7 +1579,7 @@
                 <w:color w:val="2D3436"/>
                 <w:sz w:val="18"/>
               </w:rPr>
-              <w:t>• PC Amministratore</w:t>
+              <w:t>• PC Backoffice</w:t>
             </w:r>
           </w:p>
         </w:tc>
@@ -587,7 +1602,7 @@
           <w:color w:val="0F3460"/>
           <w:sz w:val="36"/>
         </w:rPr>
-        <w:t>2 — Schede dispositivi</w:t>
+        <w:t>3 — Schede dispositivi</w:t>
       </w:r>
     </w:p>
     <w:p>
@@ -609,6 +1624,223 @@
     <w:p>
       <w:pPr>
         <w:spacing w:before="80" w:after="0"/>
+      </w:pPr>
+    </w:p>
+    <w:tbl>
+      <w:tblPr>
+        <w:tblW w:type="auto" w:w="0"/>
+        <w:tblLook w:firstColumn="1" w:firstRow="1" w:lastColumn="0" w:lastRow="0" w:noHBand="0" w:noVBand="1" w:val="04A0"/>
+        <w:tblBorders>
+          <w:top w:val="nil"/>
+          <w:left w:val="nil"/>
+          <w:bottom w:val="nil"/>
+          <w:right w:val="nil"/>
+          <w:insideH w:val="nil"/>
+          <w:insideV w:val="nil"/>
+        </w:tblBorders>
+      </w:tblPr>
+      <w:tblGrid>
+        <w:gridCol w:w="4706"/>
+        <w:gridCol w:w="4706"/>
+      </w:tblGrid>
+      <w:tr>
+        <w:tc>
+          <w:tcPr>
+            <w:tcW w:w="1134" w:type="dxa"/>
+            <w:shd w:val="clear" w:color="auto" w:fill="F0A500"/>
+            <w:tcMar>
+              <w:top w:w="140" w:type="dxa"/>
+              <w:bottom w:w="140" w:type="dxa"/>
+              <w:left w:w="140" w:type="dxa"/>
+              <w:right w:w="100" w:type="dxa"/>
+            </w:tcMar>
+            <w:vAlign w:val="top"/>
+          </w:tcPr>
+          <w:p>
+            <w:pPr>
+              <w:jc w:val="center"/>
+            </w:pPr>
+            <w:r>
+              <w:rPr>
+                <w:rFonts w:ascii="Calibri" w:hAnsi="Calibri"/>
+                <w:b w:val="0"/>
+                <w:i w:val="0"/>
+                <w:color w:val="FFFFFF"/>
+                <w:sz w:val="44"/>
+              </w:rPr>
+              <w:t>🖥️</w:t>
+            </w:r>
+          </w:p>
+        </w:tc>
+        <w:tc>
+          <w:tcPr>
+            <w:tcW w:w="8505" w:type="dxa"/>
+            <w:shd w:val="clear" w:color="auto" w:fill="F8F9FC"/>
+            <w:tcBorders>
+              <w:top w:val="nil"/>
+              <w:bottom w:val="nil"/>
+              <w:left w:val="single" w:sz="16" w:color="F0A500" w:space="0"/>
+              <w:right w:val="nil"/>
+            </w:tcBorders>
+            <w:tcMar>
+              <w:top w:w="120" w:type="dxa"/>
+              <w:bottom w:w="120" w:type="dxa"/>
+              <w:left w:w="170" w:type="dxa"/>
+              <w:right w:w="140" w:type="dxa"/>
+            </w:tcMar>
+            <w:vAlign w:val="top"/>
+          </w:tcPr>
+          <w:p>
+            <w:pPr>
+              <w:spacing w:before="0" w:after="30"/>
+            </w:pPr>
+            <w:r>
+              <w:rPr>
+                <w:rFonts w:ascii="Calibri" w:hAnsi="Calibri"/>
+                <w:b/>
+                <w:i w:val="0"/>
+                <w:color w:val="0F3460"/>
+                <w:sz w:val="24"/>
+              </w:rPr>
+              <w:t>Display Cucina (KDS)</w:t>
+            </w:r>
+          </w:p>
+          <w:p>
+            <w:pPr>
+              <w:spacing w:before="0" w:after="60"/>
+            </w:pPr>
+            <w:r>
+              <w:rPr>
+                <w:rFonts w:ascii="Calibri" w:hAnsi="Calibri"/>
+                <w:b w:val="0"/>
+                <w:i/>
+                <w:color w:val="6C757D"/>
+                <w:sz w:val="18"/>
+              </w:rPr>
+              <w:t xml:space="preserve">📍 Appeso o appoggiato in cucina, visibile dalla postazione di lavoro   </w:t>
+            </w:r>
+            <w:r>
+              <w:rPr>
+                <w:rFonts w:ascii="Calibri" w:hAnsi="Calibri"/>
+                <w:b/>
+                <w:i w:val="0"/>
+                <w:color w:val="28A745"/>
+                <w:sz w:val="18"/>
+              </w:rPr>
+              <w:t>[Necessario]</w:t>
+            </w:r>
+          </w:p>
+          <w:p>
+            <w:pPr>
+              <w:spacing w:before="0" w:after="60"/>
+            </w:pPr>
+            <w:r>
+              <w:rPr>
+                <w:rFonts w:ascii="Calibri" w:hAnsi="Calibri"/>
+                <w:b/>
+                <w:i w:val="0"/>
+                <w:color w:val="2D3436"/>
+                <w:sz w:val="18"/>
+              </w:rPr>
+              <w:t xml:space="preserve">Schermo: </w:t>
+            </w:r>
+            <w:r>
+              <w:rPr>
+                <w:rFonts w:ascii="Calibri" w:hAnsi="Calibri"/>
+                <w:b w:val="0"/>
+                <w:i w:val="0"/>
+                <w:color w:val="2D3436"/>
+                <w:sz w:val="18"/>
+              </w:rPr>
+              <w:t xml:space="preserve">10" minimo, 15–24" consigliato    </w:t>
+            </w:r>
+            <w:r>
+              <w:rPr>
+                <w:rFonts w:ascii="Calibri" w:hAnsi="Calibri"/>
+                <w:b/>
+                <w:i w:val="0"/>
+                <w:color w:val="2D3436"/>
+                <w:sz w:val="18"/>
+              </w:rPr>
+              <w:t xml:space="preserve">OS / Browser: </w:t>
+            </w:r>
+            <w:r>
+              <w:rPr>
+                <w:rFonts w:ascii="Calibri" w:hAnsi="Calibri"/>
+                <w:b w:val="0"/>
+                <w:i w:val="0"/>
+                <w:color w:val="2D3436"/>
+                <w:sz w:val="18"/>
+              </w:rPr>
+              <w:t>Qualsiasi browser (/admin/cucina a schermo pieno)</w:t>
+            </w:r>
+          </w:p>
+          <w:p>
+            <w:pPr>
+              <w:spacing w:before="10" w:after="10"/>
+            </w:pPr>
+            <w:r>
+              <w:rPr>
+                <w:rFonts w:ascii="Calibri" w:hAnsi="Calibri"/>
+                <w:b w:val="0"/>
+                <w:i w:val="0"/>
+                <w:color w:val="2D3436"/>
+                <w:sz w:val="18"/>
+              </w:rPr>
+              <w:t>▸  Mostra gli ordini in tre colonne: da preparare, in preparazione, pronti</w:t>
+            </w:r>
+          </w:p>
+          <w:p>
+            <w:pPr>
+              <w:spacing w:before="10" w:after="10"/>
+            </w:pPr>
+            <w:r>
+              <w:rPr>
+                <w:rFonts w:ascii="Calibri" w:hAnsi="Calibri"/>
+                <w:b w:val="0"/>
+                <w:i w:val="0"/>
+                <w:color w:val="2D3436"/>
+                <w:sz w:val="18"/>
+              </w:rPr>
+              <w:t>▸  Si ricarica da sola ogni 20 secondi e segnala i nuovi ordini con un suono</w:t>
+            </w:r>
+          </w:p>
+          <w:p>
+            <w:pPr>
+              <w:spacing w:before="10" w:after="10"/>
+            </w:pPr>
+            <w:r>
+              <w:rPr>
+                <w:rFonts w:ascii="Calibri" w:hAnsi="Calibri"/>
+                <w:b w:val="0"/>
+                <w:i w:val="0"/>
+                <w:color w:val="2D3436"/>
+                <w:sz w:val="18"/>
+              </w:rPr>
+              <w:t>▸  Da qui si stampa lo scontrino da allegare al prodotto</w:t>
+            </w:r>
+          </w:p>
+          <w:p>
+            <w:pPr>
+              <w:spacing w:before="10" w:after="10"/>
+            </w:pPr>
+            <w:r>
+              <w:rPr>
+                <w:rFonts w:ascii="Calibri" w:hAnsi="Calibri"/>
+                <w:b w:val="0"/>
+                <w:i w:val="0"/>
+                <w:color w:val="2D3436"/>
+                <w:sz w:val="18"/>
+              </w:rPr>
+              <w:t>▸  Genera e stampa le etichette QR del cesto (/admin/cesto)</w:t>
+            </w:r>
+          </w:p>
+        </w:tc>
+      </w:tr>
+    </w:tbl>
+    <w:p>
+      <w:pPr>
+        <w:spacing w:before="120" w:after="0"/>
       </w:pPr>
     </w:p>
     <w:tbl>
@@ -702,7 +1934,7 @@
                 <w:color w:val="6C757D"/>
                 <w:sz w:val="18"/>
               </w:rPr>
-              <w:t xml:space="preserve">📍 Sul bancone, davanti allo staff   </w:t>
+              <w:t xml:space="preserve">📍 Sul bancone, schermo orientabile verso il cliente   </w:t>
             </w:r>
             <w:r>
               <w:rPr>
@@ -757,7 +1989,7 @@
                 <w:color w:val="2D3436"/>
                 <w:sz w:val="18"/>
               </w:rPr>
-              <w:t>Android o iOS</w:t>
+              <w:t>Android o iOS — richiede fotocamera posteriore</w:t>
             </w:r>
           </w:p>
           <w:p>
@@ -772,7 +2004,7 @@
                 <w:color w:val="2D3436"/>
                 <w:sz w:val="18"/>
               </w:rPr>
-              <w:t>▸  Seleziona articoli (caffè, brioche, ecc.)</w:t>
+              <w:t>▸  Compone la vendita al banco (caffè, brioche, bevande) e genera il QR</w:t>
             </w:r>
           </w:p>
           <w:p>
@@ -787,7 +2019,7 @@
                 <w:color w:val="2D3436"/>
                 <w:sz w:val="18"/>
               </w:rPr>
-              <w:t>▸  Genera il QR di pagamento per il cliente</w:t>
+              <w:t>▸  Mostra il QR di pagamento: il cliente lo inquadra dal display</w:t>
             </w:r>
           </w:p>
           <w:p>
@@ -802,7 +2034,7 @@
                 <w:color w:val="2D3436"/>
                 <w:sz w:val="18"/>
               </w:rPr>
-              <w:t>▸  Visualizza la conferma quando il cliente ha pagato</w:t>
+              <w:t>▸  Consegna i pasti aziendali leggendo il codice di ritiro, a mano o con la camera</w:t>
             </w:r>
           </w:p>
           <w:p>
@@ -817,7 +2049,845 @@
                 <w:color w:val="2D3436"/>
                 <w:sz w:val="18"/>
               </w:rPr>
-              <w:t>▸  Accesso al pannello admin (ordini, turni)</w:t>
+              <w:t>▸  Chiude gli ordini ritirati con "Consegnato"</w:t>
+            </w:r>
+          </w:p>
+        </w:tc>
+      </w:tr>
+    </w:tbl>
+    <w:p>
+      <w:pPr>
+        <w:spacing w:before="120" w:after="0"/>
+      </w:pPr>
+    </w:p>
+    <w:tbl>
+      <w:tblPr>
+        <w:tblW w:type="auto" w:w="0"/>
+        <w:tblLook w:firstColumn="1" w:firstRow="1" w:lastColumn="0" w:lastRow="0" w:noHBand="0" w:noVBand="1" w:val="04A0"/>
+        <w:tblBorders>
+          <w:top w:val="nil"/>
+          <w:left w:val="nil"/>
+          <w:bottom w:val="nil"/>
+          <w:right w:val="nil"/>
+          <w:insideH w:val="nil"/>
+          <w:insideV w:val="nil"/>
+        </w:tblBorders>
+      </w:tblPr>
+      <w:tblGrid>
+        <w:gridCol w:w="4706"/>
+        <w:gridCol w:w="4706"/>
+      </w:tblGrid>
+      <w:tr>
+        <w:tc>
+          <w:tcPr>
+            <w:tcW w:w="1134" w:type="dxa"/>
+            <w:shd w:val="clear" w:color="auto" w:fill="E94560"/>
+            <w:tcMar>
+              <w:top w:w="140" w:type="dxa"/>
+              <w:bottom w:w="140" w:type="dxa"/>
+              <w:left w:w="140" w:type="dxa"/>
+              <w:right w:w="100" w:type="dxa"/>
+            </w:tcMar>
+            <w:vAlign w:val="top"/>
+          </w:tcPr>
+          <w:p>
+            <w:pPr>
+              <w:jc w:val="center"/>
+            </w:pPr>
+            <w:r>
+              <w:rPr>
+                <w:rFonts w:ascii="Calibri" w:hAnsi="Calibri"/>
+                <w:b w:val="0"/>
+                <w:i w:val="0"/>
+                <w:color w:val="FFFFFF"/>
+                <w:sz w:val="44"/>
+              </w:rPr>
+              <w:t>🧾</w:t>
+            </w:r>
+          </w:p>
+        </w:tc>
+        <w:tc>
+          <w:tcPr>
+            <w:tcW w:w="8505" w:type="dxa"/>
+            <w:shd w:val="clear" w:color="auto" w:fill="F8F9FC"/>
+            <w:tcBorders>
+              <w:top w:val="nil"/>
+              <w:bottom w:val="nil"/>
+              <w:left w:val="single" w:sz="16" w:color="E94560" w:space="0"/>
+              <w:right w:val="nil"/>
+            </w:tcBorders>
+            <w:tcMar>
+              <w:top w:w="120" w:type="dxa"/>
+              <w:bottom w:w="120" w:type="dxa"/>
+              <w:left w:w="170" w:type="dxa"/>
+              <w:right w:w="140" w:type="dxa"/>
+            </w:tcMar>
+            <w:vAlign w:val="top"/>
+          </w:tcPr>
+          <w:p>
+            <w:pPr>
+              <w:spacing w:before="0" w:after="30"/>
+            </w:pPr>
+            <w:r>
+              <w:rPr>
+                <w:rFonts w:ascii="Calibri" w:hAnsi="Calibri"/>
+                <w:b/>
+                <w:i w:val="0"/>
+                <w:color w:val="0F3460"/>
+                <w:sz w:val="24"/>
+              </w:rPr>
+              <w:t>Registratore di cassa</w:t>
+            </w:r>
+          </w:p>
+          <w:p>
+            <w:pPr>
+              <w:spacing w:before="0" w:after="60"/>
+            </w:pPr>
+            <w:r>
+              <w:rPr>
+                <w:rFonts w:ascii="Calibri" w:hAnsi="Calibri"/>
+                <w:b w:val="0"/>
+                <w:i/>
+                <w:color w:val="6C757D"/>
+                <w:sz w:val="18"/>
+              </w:rPr>
+              <w:t xml:space="preserve">📍 Alla cassa — dispositivo esterno a QuickLunch   </w:t>
+            </w:r>
+            <w:r>
+              <w:rPr>
+                <w:rFonts w:ascii="Calibri" w:hAnsi="Calibri"/>
+                <w:b/>
+                <w:i w:val="0"/>
+                <w:color w:val="28A745"/>
+                <w:sz w:val="18"/>
+              </w:rPr>
+              <w:t>[Necessario]</w:t>
+            </w:r>
+          </w:p>
+          <w:p>
+            <w:pPr>
+              <w:spacing w:before="0" w:after="60"/>
+            </w:pPr>
+            <w:r>
+              <w:rPr>
+                <w:rFonts w:ascii="Calibri" w:hAnsi="Calibri"/>
+                <w:b/>
+                <w:i w:val="0"/>
+                <w:color w:val="2D3436"/>
+                <w:sz w:val="18"/>
+              </w:rPr>
+              <w:t xml:space="preserve">Schermo: </w:t>
+            </w:r>
+            <w:r>
+              <w:rPr>
+                <w:rFonts w:ascii="Calibri" w:hAnsi="Calibri"/>
+                <w:b w:val="0"/>
+                <w:i w:val="0"/>
+                <w:color w:val="2D3436"/>
+                <w:sz w:val="18"/>
+              </w:rPr>
+              <w:t xml:space="preserve">—    </w:t>
+            </w:r>
+            <w:r>
+              <w:rPr>
+                <w:rFonts w:ascii="Calibri" w:hAnsi="Calibri"/>
+                <w:b/>
+                <w:i w:val="0"/>
+                <w:color w:val="2D3436"/>
+                <w:sz w:val="18"/>
+              </w:rPr>
+              <w:t xml:space="preserve">OS / Browser: </w:t>
+            </w:r>
+            <w:r>
+              <w:rPr>
+                <w:rFonts w:ascii="Calibri" w:hAnsi="Calibri"/>
+                <w:b w:val="0"/>
+                <w:i w:val="0"/>
+                <w:color w:val="2D3436"/>
+                <w:sz w:val="18"/>
+              </w:rPr>
+              <w:t>Indipendente dall'applicazione</w:t>
+            </w:r>
+          </w:p>
+          <w:p>
+            <w:pPr>
+              <w:spacing w:before="10" w:after="10"/>
+            </w:pPr>
+            <w:r>
+              <w:rPr>
+                <w:rFonts w:ascii="Calibri" w:hAnsi="Calibri"/>
+                <w:b w:val="0"/>
+                <w:i w:val="0"/>
+                <w:color w:val="2D3436"/>
+                <w:sz w:val="18"/>
+              </w:rPr>
+              <w:t>▸  Emette lo scontrino fiscale della vendita</w:t>
+            </w:r>
+          </w:p>
+          <w:p>
+            <w:pPr>
+              <w:spacing w:before="10" w:after="10"/>
+            </w:pPr>
+            <w:r>
+              <w:rPr>
+                <w:rFonts w:ascii="Calibri" w:hAnsi="Calibri"/>
+                <w:b w:val="0"/>
+                <w:i w:val="0"/>
+                <w:color w:val="2D3436"/>
+                <w:sz w:val="18"/>
+              </w:rPr>
+              <w:t>▸  È lo scontrino che va allegato al prodotto insieme all'etichetta</w:t>
+            </w:r>
+          </w:p>
+          <w:p>
+            <w:pPr>
+              <w:spacing w:before="10" w:after="10"/>
+            </w:pPr>
+            <w:r>
+              <w:rPr>
+                <w:rFonts w:ascii="Calibri" w:hAnsi="Calibri"/>
+                <w:b w:val="0"/>
+                <w:i w:val="0"/>
+                <w:color w:val="2D3436"/>
+                <w:sz w:val="18"/>
+              </w:rPr>
+              <w:t>▸  Non si integra con QuickLunch: i due sistemi restano separati</w:t>
+            </w:r>
+          </w:p>
+        </w:tc>
+      </w:tr>
+    </w:tbl>
+    <w:p>
+      <w:pPr>
+        <w:spacing w:before="120" w:after="0"/>
+      </w:pPr>
+    </w:p>
+    <w:tbl>
+      <w:tblPr>
+        <w:tblW w:type="auto" w:w="0"/>
+        <w:tblLook w:firstColumn="1" w:firstRow="1" w:lastColumn="0" w:lastRow="0" w:noHBand="0" w:noVBand="1" w:val="04A0"/>
+        <w:tblBorders>
+          <w:top w:val="nil"/>
+          <w:left w:val="nil"/>
+          <w:bottom w:val="nil"/>
+          <w:right w:val="nil"/>
+          <w:insideH w:val="nil"/>
+          <w:insideV w:val="nil"/>
+        </w:tblBorders>
+      </w:tblPr>
+      <w:tblGrid>
+        <w:gridCol w:w="4706"/>
+        <w:gridCol w:w="4706"/>
+      </w:tblGrid>
+      <w:tr>
+        <w:tc>
+          <w:tcPr>
+            <w:tcW w:w="1134" w:type="dxa"/>
+            <w:shd w:val="clear" w:color="auto" w:fill="6C757D"/>
+            <w:tcMar>
+              <w:top w:w="140" w:type="dxa"/>
+              <w:bottom w:w="140" w:type="dxa"/>
+              <w:left w:w="140" w:type="dxa"/>
+              <w:right w:w="100" w:type="dxa"/>
+            </w:tcMar>
+            <w:vAlign w:val="top"/>
+          </w:tcPr>
+          <w:p>
+            <w:pPr>
+              <w:jc w:val="center"/>
+            </w:pPr>
+            <w:r>
+              <w:rPr>
+                <w:rFonts w:ascii="Calibri" w:hAnsi="Calibri"/>
+                <w:b w:val="0"/>
+                <w:i w:val="0"/>
+                <w:color w:val="FFFFFF"/>
+                <w:sz w:val="44"/>
+              </w:rPr>
+              <w:t>🖨️</w:t>
+            </w:r>
+          </w:p>
+        </w:tc>
+        <w:tc>
+          <w:tcPr>
+            <w:tcW w:w="8505" w:type="dxa"/>
+            <w:shd w:val="clear" w:color="auto" w:fill="F8F9FC"/>
+            <w:tcBorders>
+              <w:top w:val="nil"/>
+              <w:bottom w:val="nil"/>
+              <w:left w:val="single" w:sz="16" w:color="6C757D" w:space="0"/>
+              <w:right w:val="nil"/>
+            </w:tcBorders>
+            <w:tcMar>
+              <w:top w:w="120" w:type="dxa"/>
+              <w:bottom w:w="120" w:type="dxa"/>
+              <w:left w:w="170" w:type="dxa"/>
+              <w:right w:w="140" w:type="dxa"/>
+            </w:tcMar>
+            <w:vAlign w:val="top"/>
+          </w:tcPr>
+          <w:p>
+            <w:pPr>
+              <w:spacing w:before="0" w:after="30"/>
+            </w:pPr>
+            <w:r>
+              <w:rPr>
+                <w:rFonts w:ascii="Calibri" w:hAnsi="Calibri"/>
+                <w:b/>
+                <w:i w:val="0"/>
+                <w:color w:val="0F3460"/>
+                <w:sz w:val="24"/>
+              </w:rPr>
+              <w:t>Stampante termica 80 mm</w:t>
+            </w:r>
+          </w:p>
+          <w:p>
+            <w:pPr>
+              <w:spacing w:before="0" w:after="60"/>
+            </w:pPr>
+            <w:r>
+              <w:rPr>
+                <w:rFonts w:ascii="Calibri" w:hAnsi="Calibri"/>
+                <w:b w:val="0"/>
+                <w:i/>
+                <w:color w:val="6C757D"/>
+                <w:sz w:val="18"/>
+              </w:rPr>
+              <w:t xml:space="preserve">📍 In cucina, accanto al display ordini   </w:t>
+            </w:r>
+            <w:r>
+              <w:rPr>
+                <w:rFonts w:ascii="Calibri" w:hAnsi="Calibri"/>
+                <w:b/>
+                <w:i w:val="0"/>
+                <w:color w:val="F0A500"/>
+                <w:sz w:val="18"/>
+              </w:rPr>
+              <w:t>[Consigliato]</w:t>
+            </w:r>
+          </w:p>
+          <w:p>
+            <w:pPr>
+              <w:spacing w:before="0" w:after="60"/>
+            </w:pPr>
+            <w:r>
+              <w:rPr>
+                <w:rFonts w:ascii="Calibri" w:hAnsi="Calibri"/>
+                <w:b/>
+                <w:i w:val="0"/>
+                <w:color w:val="2D3436"/>
+                <w:sz w:val="18"/>
+              </w:rPr>
+              <w:t xml:space="preserve">Schermo: </w:t>
+            </w:r>
+            <w:r>
+              <w:rPr>
+                <w:rFonts w:ascii="Calibri" w:hAnsi="Calibri"/>
+                <w:b w:val="0"/>
+                <w:i w:val="0"/>
+                <w:color w:val="2D3436"/>
+                <w:sz w:val="18"/>
+              </w:rPr>
+              <w:t xml:space="preserve">Rotolo 80 mm    </w:t>
+            </w:r>
+            <w:r>
+              <w:rPr>
+                <w:rFonts w:ascii="Calibri" w:hAnsi="Calibri"/>
+                <w:b/>
+                <w:i w:val="0"/>
+                <w:color w:val="2D3436"/>
+                <w:sz w:val="18"/>
+              </w:rPr>
+              <w:t xml:space="preserve">OS / Browser: </w:t>
+            </w:r>
+            <w:r>
+              <w:rPr>
+                <w:rFonts w:ascii="Calibri" w:hAnsi="Calibri"/>
+                <w:b w:val="0"/>
+                <w:i w:val="0"/>
+                <w:color w:val="2D3436"/>
+                <w:sz w:val="18"/>
+              </w:rPr>
+              <w:t>Di rete con AirPrint/Mopria se si stampa da tablet</w:t>
+            </w:r>
+          </w:p>
+          <w:p>
+            <w:pPr>
+              <w:spacing w:before="10" w:after="10"/>
+            </w:pPr>
+            <w:r>
+              <w:rPr>
+                <w:rFonts w:ascii="Calibri" w:hAnsi="Calibri"/>
+                <w:b w:val="0"/>
+                <w:i w:val="0"/>
+                <w:color w:val="2D3436"/>
+                <w:sz w:val="18"/>
+              </w:rPr>
+              <w:t>▸  Stampa il tagliando dell'ordine: documento interno di preparazione</w:t>
+            </w:r>
+          </w:p>
+          <w:p>
+            <w:pPr>
+              <w:spacing w:before="10" w:after="10"/>
+            </w:pPr>
+            <w:r>
+              <w:rPr>
+                <w:rFonts w:ascii="Calibri" w:hAnsi="Calibri"/>
+                <w:b w:val="0"/>
+                <w:i w:val="0"/>
+                <w:color w:val="2D3436"/>
+                <w:sz w:val="18"/>
+              </w:rPr>
+              <w:t>▸  Il tagliando è impostato su 80 mm di larghezza, contenuto a 74 mm</w:t>
+            </w:r>
+          </w:p>
+          <w:p>
+            <w:pPr>
+              <w:spacing w:before="10" w:after="10"/>
+            </w:pPr>
+            <w:r>
+              <w:rPr>
+                <w:rFonts w:ascii="Calibri" w:hAnsi="Calibri"/>
+                <w:b w:val="0"/>
+                <w:i w:val="0"/>
+                <w:color w:val="2D3436"/>
+                <w:sz w:val="18"/>
+              </w:rPr>
+              <w:t>▸  Porta codice ordine, orario di ritiro e composizione completa</w:t>
+            </w:r>
+          </w:p>
+          <w:p>
+            <w:pPr>
+              <w:spacing w:before="10" w:after="10"/>
+            </w:pPr>
+            <w:r>
+              <w:rPr>
+                <w:rFonts w:ascii="Calibri" w:hAnsi="Calibri"/>
+                <w:b w:val="0"/>
+                <w:i w:val="0"/>
+                <w:color w:val="2D3436"/>
+                <w:sz w:val="18"/>
+              </w:rPr>
+              <w:t>▸  Non sostituisce lo scontrino fiscale del registratore di cassa</w:t>
+            </w:r>
+          </w:p>
+        </w:tc>
+      </w:tr>
+    </w:tbl>
+    <w:p>
+      <w:pPr>
+        <w:spacing w:before="120" w:after="0"/>
+      </w:pPr>
+    </w:p>
+    <w:tbl>
+      <w:tblPr>
+        <w:tblW w:type="auto" w:w="0"/>
+        <w:tblLook w:firstColumn="1" w:firstRow="1" w:lastColumn="0" w:lastRow="0" w:noHBand="0" w:noVBand="1" w:val="04A0"/>
+        <w:tblBorders>
+          <w:top w:val="nil"/>
+          <w:left w:val="nil"/>
+          <w:bottom w:val="nil"/>
+          <w:right w:val="nil"/>
+          <w:insideH w:val="nil"/>
+          <w:insideV w:val="nil"/>
+        </w:tblBorders>
+      </w:tblPr>
+      <w:tblGrid>
+        <w:gridCol w:w="4706"/>
+        <w:gridCol w:w="4706"/>
+      </w:tblGrid>
+      <w:tr>
+        <w:tc>
+          <w:tcPr>
+            <w:tcW w:w="1134" w:type="dxa"/>
+            <w:shd w:val="clear" w:color="auto" w:fill="6C757D"/>
+            <w:tcMar>
+              <w:top w:w="140" w:type="dxa"/>
+              <w:bottom w:w="140" w:type="dxa"/>
+              <w:left w:w="140" w:type="dxa"/>
+              <w:right w:w="100" w:type="dxa"/>
+            </w:tcMar>
+            <w:vAlign w:val="top"/>
+          </w:tcPr>
+          <w:p>
+            <w:pPr>
+              <w:jc w:val="center"/>
+            </w:pPr>
+            <w:r>
+              <w:rPr>
+                <w:rFonts w:ascii="Calibri" w:hAnsi="Calibri"/>
+                <w:b w:val="0"/>
+                <w:i w:val="0"/>
+                <w:color w:val="FFFFFF"/>
+                <w:sz w:val="44"/>
+              </w:rPr>
+              <w:t>🖨️</w:t>
+            </w:r>
+          </w:p>
+        </w:tc>
+        <w:tc>
+          <w:tcPr>
+            <w:tcW w:w="8505" w:type="dxa"/>
+            <w:shd w:val="clear" w:color="auto" w:fill="F8F9FC"/>
+            <w:tcBorders>
+              <w:top w:val="nil"/>
+              <w:bottom w:val="nil"/>
+              <w:left w:val="single" w:sz="16" w:color="6C757D" w:space="0"/>
+              <w:right w:val="nil"/>
+            </w:tcBorders>
+            <w:tcMar>
+              <w:top w:w="120" w:type="dxa"/>
+              <w:bottom w:w="120" w:type="dxa"/>
+              <w:left w:w="170" w:type="dxa"/>
+              <w:right w:w="140" w:type="dxa"/>
+            </w:tcMar>
+            <w:vAlign w:val="top"/>
+          </w:tcPr>
+          <w:p>
+            <w:pPr>
+              <w:spacing w:before="0" w:after="30"/>
+            </w:pPr>
+            <w:r>
+              <w:rPr>
+                <w:rFonts w:ascii="Calibri" w:hAnsi="Calibri"/>
+                <w:b/>
+                <w:i w:val="0"/>
+                <w:color w:val="0F3460"/>
+                <w:sz w:val="24"/>
+              </w:rPr>
+              <w:t>Stampante A4 comune</w:t>
+            </w:r>
+          </w:p>
+          <w:p>
+            <w:pPr>
+              <w:spacing w:before="0" w:after="60"/>
+            </w:pPr>
+            <w:r>
+              <w:rPr>
+                <w:rFonts w:ascii="Calibri" w:hAnsi="Calibri"/>
+                <w:b w:val="0"/>
+                <w:i/>
+                <w:color w:val="6C757D"/>
+                <w:sz w:val="18"/>
+              </w:rPr>
+              <w:t xml:space="preserve">📍 In cucina; l'ufficio vi stampa attraverso la rete   </w:t>
+            </w:r>
+            <w:r>
+              <w:rPr>
+                <w:rFonts w:ascii="Calibri" w:hAnsi="Calibri"/>
+                <w:b/>
+                <w:i w:val="0"/>
+                <w:color w:val="28A745"/>
+                <w:sz w:val="18"/>
+              </w:rPr>
+              <w:t>[Necessario]</w:t>
+            </w:r>
+          </w:p>
+          <w:p>
+            <w:pPr>
+              <w:spacing w:before="0" w:after="60"/>
+            </w:pPr>
+            <w:r>
+              <w:rPr>
+                <w:rFonts w:ascii="Calibri" w:hAnsi="Calibri"/>
+                <w:b/>
+                <w:i w:val="0"/>
+                <w:color w:val="2D3436"/>
+                <w:sz w:val="18"/>
+              </w:rPr>
+              <w:t xml:space="preserve">Schermo: </w:t>
+            </w:r>
+            <w:r>
+              <w:rPr>
+                <w:rFonts w:ascii="Calibri" w:hAnsi="Calibri"/>
+                <w:b w:val="0"/>
+                <w:i w:val="0"/>
+                <w:color w:val="2D3436"/>
+                <w:sz w:val="18"/>
+              </w:rPr>
+              <w:t xml:space="preserve">A4    </w:t>
+            </w:r>
+            <w:r>
+              <w:rPr>
+                <w:rFonts w:ascii="Calibri" w:hAnsi="Calibri"/>
+                <w:b/>
+                <w:i w:val="0"/>
+                <w:color w:val="2D3436"/>
+                <w:sz w:val="18"/>
+              </w:rPr>
+              <w:t xml:space="preserve">OS / Browser: </w:t>
+            </w:r>
+            <w:r>
+              <w:rPr>
+                <w:rFonts w:ascii="Calibri" w:hAnsi="Calibri"/>
+                <w:b w:val="0"/>
+                <w:i w:val="0"/>
+                <w:color w:val="2D3436"/>
+                <w:sz w:val="18"/>
+              </w:rPr>
+              <w:t>Di rete con AirPrint/Mopria se si stampa da tablet</w:t>
+            </w:r>
+          </w:p>
+          <w:p>
+            <w:pPr>
+              <w:spacing w:before="10" w:after="10"/>
+            </w:pPr>
+            <w:r>
+              <w:rPr>
+                <w:rFonts w:ascii="Calibri" w:hAnsi="Calibri"/>
+                <w:b w:val="0"/>
+                <w:i w:val="0"/>
+                <w:color w:val="2D3436"/>
+                <w:sz w:val="18"/>
+              </w:rPr>
+              <w:t>▸  Stampa le etichette QR del cesto: griglia a 3 colonne su foglio, da tagliare</w:t>
+            </w:r>
+          </w:p>
+          <w:p>
+            <w:pPr>
+              <w:spacing w:before="10" w:after="10"/>
+            </w:pPr>
+            <w:r>
+              <w:rPr>
+                <w:rFonts w:ascii="Calibri" w:hAnsi="Calibri"/>
+                <w:b w:val="0"/>
+                <w:i w:val="0"/>
+                <w:color w:val="2D3436"/>
+                <w:sz w:val="18"/>
+              </w:rPr>
+              <w:t>▸  Stampa la lista di produzione dei pasti aziendali</w:t>
+            </w:r>
+          </w:p>
+          <w:p>
+            <w:pPr>
+              <w:spacing w:before="10" w:after="10"/>
+            </w:pPr>
+            <w:r>
+              <w:rPr>
+                <w:rFonts w:ascii="Calibri" w:hAnsi="Calibri"/>
+                <w:b w:val="0"/>
+                <w:i w:val="0"/>
+                <w:color w:val="2D3436"/>
+                <w:sz w:val="18"/>
+              </w:rPr>
+              <w:t>▸  Non sostituibile con la termica: la griglia non entra in 80 mm</w:t>
+            </w:r>
+          </w:p>
+        </w:tc>
+      </w:tr>
+    </w:tbl>
+    <w:p>
+      <w:pPr>
+        <w:spacing w:before="120" w:after="0"/>
+      </w:pPr>
+    </w:p>
+    <w:tbl>
+      <w:tblPr>
+        <w:tblW w:type="auto" w:w="0"/>
+        <w:tblLook w:firstColumn="1" w:firstRow="1" w:lastColumn="0" w:lastRow="0" w:noHBand="0" w:noVBand="1" w:val="04A0"/>
+        <w:tblBorders>
+          <w:top w:val="nil"/>
+          <w:left w:val="nil"/>
+          <w:bottom w:val="nil"/>
+          <w:right w:val="nil"/>
+          <w:insideH w:val="nil"/>
+          <w:insideV w:val="nil"/>
+        </w:tblBorders>
+      </w:tblPr>
+      <w:tblGrid>
+        <w:gridCol w:w="4706"/>
+        <w:gridCol w:w="4706"/>
+      </w:tblGrid>
+      <w:tr>
+        <w:tc>
+          <w:tcPr>
+            <w:tcW w:w="1134" w:type="dxa"/>
+            <w:shd w:val="clear" w:color="auto" w:fill="6F42C1"/>
+            <w:tcMar>
+              <w:top w:w="140" w:type="dxa"/>
+              <w:bottom w:w="140" w:type="dxa"/>
+              <w:left w:w="140" w:type="dxa"/>
+              <w:right w:w="100" w:type="dxa"/>
+            </w:tcMar>
+            <w:vAlign w:val="top"/>
+          </w:tcPr>
+          <w:p>
+            <w:pPr>
+              <w:jc w:val="center"/>
+            </w:pPr>
+            <w:r>
+              <w:rPr>
+                <w:rFonts w:ascii="Calibri" w:hAnsi="Calibri"/>
+                <w:b w:val="0"/>
+                <w:i w:val="0"/>
+                <w:color w:val="FFFFFF"/>
+                <w:sz w:val="44"/>
+              </w:rPr>
+              <w:t>🖥️</w:t>
+            </w:r>
+          </w:p>
+        </w:tc>
+        <w:tc>
+          <w:tcPr>
+            <w:tcW w:w="8505" w:type="dxa"/>
+            <w:shd w:val="clear" w:color="auto" w:fill="F8F9FC"/>
+            <w:tcBorders>
+              <w:top w:val="nil"/>
+              <w:bottom w:val="nil"/>
+              <w:left w:val="single" w:sz="16" w:color="6F42C1" w:space="0"/>
+              <w:right w:val="nil"/>
+            </w:tcBorders>
+            <w:tcMar>
+              <w:top w:w="120" w:type="dxa"/>
+              <w:bottom w:w="120" w:type="dxa"/>
+              <w:left w:w="170" w:type="dxa"/>
+              <w:right w:w="140" w:type="dxa"/>
+            </w:tcMar>
+            <w:vAlign w:val="top"/>
+          </w:tcPr>
+          <w:p>
+            <w:pPr>
+              <w:spacing w:before="0" w:after="30"/>
+            </w:pPr>
+            <w:r>
+              <w:rPr>
+                <w:rFonts w:ascii="Calibri" w:hAnsi="Calibri"/>
+                <w:b/>
+                <w:i w:val="0"/>
+                <w:color w:val="0F3460"/>
+                <w:sz w:val="24"/>
+              </w:rPr>
+              <w:t>PC Backoffice</w:t>
+            </w:r>
+          </w:p>
+          <w:p>
+            <w:pPr>
+              <w:spacing w:before="0" w:after="60"/>
+            </w:pPr>
+            <w:r>
+              <w:rPr>
+                <w:rFonts w:ascii="Calibri" w:hAnsi="Calibri"/>
+                <w:b w:val="0"/>
+                <w:i/>
+                <w:color w:val="6C757D"/>
+                <w:sz w:val="18"/>
+              </w:rPr>
+              <w:t xml:space="preserve">📍 Ufficio del responsabile   </w:t>
+            </w:r>
+            <w:r>
+              <w:rPr>
+                <w:rFonts w:ascii="Calibri" w:hAnsi="Calibri"/>
+                <w:b/>
+                <w:i w:val="0"/>
+                <w:color w:val="28A745"/>
+                <w:sz w:val="18"/>
+              </w:rPr>
+              <w:t>[Necessario]</w:t>
+            </w:r>
+          </w:p>
+          <w:p>
+            <w:pPr>
+              <w:spacing w:before="0" w:after="60"/>
+            </w:pPr>
+            <w:r>
+              <w:rPr>
+                <w:rFonts w:ascii="Calibri" w:hAnsi="Calibri"/>
+                <w:b/>
+                <w:i w:val="0"/>
+                <w:color w:val="2D3436"/>
+                <w:sz w:val="18"/>
+              </w:rPr>
+              <w:t xml:space="preserve">Schermo: </w:t>
+            </w:r>
+            <w:r>
+              <w:rPr>
+                <w:rFonts w:ascii="Calibri" w:hAnsi="Calibri"/>
+                <w:b w:val="0"/>
+                <w:i w:val="0"/>
+                <w:color w:val="2D3436"/>
+                <w:sz w:val="18"/>
+              </w:rPr>
+              <w:t xml:space="preserve">13"+, sconsigliato sotto 11"    </w:t>
+            </w:r>
+            <w:r>
+              <w:rPr>
+                <w:rFonts w:ascii="Calibri" w:hAnsi="Calibri"/>
+                <w:b/>
+                <w:i w:val="0"/>
+                <w:color w:val="2D3436"/>
+                <w:sz w:val="18"/>
+              </w:rPr>
+              <w:t xml:space="preserve">OS / Browser: </w:t>
+            </w:r>
+            <w:r>
+              <w:rPr>
+                <w:rFonts w:ascii="Calibri" w:hAnsi="Calibri"/>
+                <w:b w:val="0"/>
+                <w:i w:val="0"/>
+                <w:color w:val="2D3436"/>
+                <w:sz w:val="18"/>
+              </w:rPr>
+              <w:t>Qualsiasi PC/Mac con browser</w:t>
+            </w:r>
+          </w:p>
+          <w:p>
+            <w:pPr>
+              <w:spacing w:before="10" w:after="10"/>
+            </w:pPr>
+            <w:r>
+              <w:rPr>
+                <w:rFonts w:ascii="Calibri" w:hAnsi="Calibri"/>
+                <w:b w:val="0"/>
+                <w:i w:val="0"/>
+                <w:color w:val="2D3436"/>
+                <w:sz w:val="18"/>
+              </w:rPr>
+              <w:t>▸  Configura menu, prodotti, prezzi, slot di ritiro e impostazioni</w:t>
+            </w:r>
+          </w:p>
+          <w:p>
+            <w:pPr>
+              <w:spacing w:before="10" w:after="10"/>
+            </w:pPr>
+            <w:r>
+              <w:rPr>
+                <w:rFonts w:ascii="Calibri" w:hAnsi="Calibri"/>
+                <w:b w:val="0"/>
+                <w:i w:val="0"/>
+                <w:color w:val="2D3436"/>
+                <w:sz w:val="18"/>
+              </w:rPr>
+              <w:t>▸  Pubblica il menu del giorno delle convenzioni e i suoi allergeni</w:t>
+            </w:r>
+          </w:p>
+          <w:p>
+            <w:pPr>
+              <w:spacing w:before="10" w:after="10"/>
+            </w:pPr>
+            <w:r>
+              <w:rPr>
+                <w:rFonts w:ascii="Calibri" w:hAnsi="Calibri"/>
+                <w:b w:val="0"/>
+                <w:i w:val="0"/>
+                <w:color w:val="2D3436"/>
+                <w:sz w:val="18"/>
+              </w:rPr>
+              <w:t>▸  Stampa la lista di produzione dei pasti aziendali</w:t>
+            </w:r>
+          </w:p>
+          <w:p>
+            <w:pPr>
+              <w:spacing w:before="10" w:after="10"/>
+            </w:pPr>
+            <w:r>
+              <w:rPr>
+                <w:rFonts w:ascii="Calibri" w:hAnsi="Calibri"/>
+                <w:b w:val="0"/>
+                <w:i w:val="0"/>
+                <w:color w:val="2D3436"/>
+                <w:sz w:val="18"/>
+              </w:rPr>
+              <w:t>▸  Gestisce utenti, ricariche wallet, ruoli e permessi; legge i report</w:t>
             </w:r>
           </w:p>
         </w:tc>
@@ -904,7 +2974,7 @@
                 <w:color w:val="0F3460"/>
                 <w:sz w:val="24"/>
               </w:rPr>
-              <w:t>Smartphone Cliente</w:t>
+              <w:t>Smartphone del cliente</w:t>
             </w:r>
           </w:p>
           <w:p>
@@ -919,17 +2989,17 @@
                 <w:color w:val="6C757D"/>
                 <w:sz w:val="18"/>
               </w:rPr>
-              <w:t xml:space="preserve">📍 In possesso del cliente (sala o fila al banco)   </w:t>
+              <w:t xml:space="preserve">📍 In possesso del cliente — non è hardware da acquistare   </w:t>
             </w:r>
             <w:r>
               <w:rPr>
                 <w:rFonts w:ascii="Calibri" w:hAnsi="Calibri"/>
                 <w:b/>
                 <w:i w:val="0"/>
-                <w:color w:val="28A745"/>
+                <w:color w:val="6C757D"/>
                 <w:sz w:val="18"/>
               </w:rPr>
-              <w:t>[Necessario]</w:t>
+              <w:t>[Prerequisito]</w:t>
             </w:r>
           </w:p>
           <w:p>
@@ -989,7 +3059,7 @@
                 <w:color w:val="2D3436"/>
                 <w:sz w:val="18"/>
               </w:rPr>
-              <w:t>▸  Ordina dal menu digitale</w:t>
+              <w:t>▸  Ordina dal menu e compone panini, insalate e poke dal builder</w:t>
             </w:r>
           </w:p>
           <w:p>
@@ -1004,7 +3074,7 @@
                 <w:color w:val="2D3436"/>
                 <w:sz w:val="18"/>
               </w:rPr>
-              <w:t>▸  Prenota un tavolo per la fascia oraria desiderata</w:t>
+              <w:t>▸  Acquista dal cesto inquadrando il QR dell'etichetta</w:t>
             </w:r>
           </w:p>
           <w:p>
@@ -1019,7 +3089,7 @@
                 <w:color w:val="2D3436"/>
                 <w:sz w:val="18"/>
               </w:rPr>
-              <w:t>▸  Inquadra il QR del banco con la fotocamera</w:t>
+              <w:t>▸  Paga al banco inquadrando il QR mostrato dal tablet cassa</w:t>
             </w:r>
           </w:p>
           <w:p>
@@ -1034,830 +3104,7 @@
                 <w:color w:val="2D3436"/>
                 <w:sz w:val="18"/>
               </w:rPr>
-              <w:t>▸  Conferma il pagamento e visualizza il saldo wallet</w:t>
-            </w:r>
-          </w:p>
-        </w:tc>
-      </w:tr>
-    </w:tbl>
-    <w:p>
-      <w:pPr>
-        <w:spacing w:before="120" w:after="0"/>
-      </w:pPr>
-    </w:p>
-    <w:tbl>
-      <w:tblPr>
-        <w:tblW w:type="auto" w:w="0"/>
-        <w:tblLook w:firstColumn="1" w:firstRow="1" w:lastColumn="0" w:lastRow="0" w:noHBand="0" w:noVBand="1" w:val="04A0"/>
-        <w:tblBorders>
-          <w:top w:val="nil"/>
-          <w:left w:val="nil"/>
-          <w:bottom w:val="nil"/>
-          <w:right w:val="nil"/>
-          <w:insideH w:val="nil"/>
-          <w:insideV w:val="nil"/>
-        </w:tblBorders>
-      </w:tblPr>
-      <w:tblGrid>
-        <w:gridCol w:w="4706"/>
-        <w:gridCol w:w="4706"/>
-      </w:tblGrid>
-      <w:tr>
-        <w:tc>
-          <w:tcPr>
-            <w:tcW w:w="1134" w:type="dxa"/>
-            <w:shd w:val="clear" w:color="auto" w:fill="F0A500"/>
-            <w:tcMar>
-              <w:top w:w="140" w:type="dxa"/>
-              <w:bottom w:w="140" w:type="dxa"/>
-              <w:left w:w="140" w:type="dxa"/>
-              <w:right w:w="100" w:type="dxa"/>
-            </w:tcMar>
-            <w:vAlign w:val="top"/>
-          </w:tcPr>
-          <w:p>
-            <w:pPr>
-              <w:jc w:val="center"/>
-            </w:pPr>
-            <w:r>
-              <w:rPr>
-                <w:rFonts w:ascii="Calibri" w:hAnsi="Calibri"/>
-                <w:b w:val="0"/>
-                <w:i w:val="0"/>
-                <w:color w:val="FFFFFF"/>
-                <w:sz w:val="44"/>
-              </w:rPr>
-              <w:t>🖥️</w:t>
-            </w:r>
-          </w:p>
-        </w:tc>
-        <w:tc>
-          <w:tcPr>
-            <w:tcW w:w="8505" w:type="dxa"/>
-            <w:shd w:val="clear" w:color="auto" w:fill="F8F9FC"/>
-            <w:tcBorders>
-              <w:top w:val="nil"/>
-              <w:bottom w:val="nil"/>
-              <w:left w:val="single" w:sz="16" w:color="F0A500" w:space="0"/>
-              <w:right w:val="nil"/>
-            </w:tcBorders>
-            <w:tcMar>
-              <w:top w:w="120" w:type="dxa"/>
-              <w:bottom w:w="120" w:type="dxa"/>
-              <w:left w:w="170" w:type="dxa"/>
-              <w:right w:w="140" w:type="dxa"/>
-            </w:tcMar>
-            <w:vAlign w:val="top"/>
-          </w:tcPr>
-          <w:p>
-            <w:pPr>
-              <w:spacing w:before="0" w:after="30"/>
-            </w:pPr>
-            <w:r>
-              <w:rPr>
-                <w:rFonts w:ascii="Calibri" w:hAnsi="Calibri"/>
-                <w:b/>
-                <w:i w:val="0"/>
-                <w:color w:val="0F3460"/>
-                <w:sz w:val="24"/>
-              </w:rPr>
-              <w:t>Display Cucina (KDS)</w:t>
-            </w:r>
-          </w:p>
-          <w:p>
-            <w:pPr>
-              <w:spacing w:before="0" w:after="60"/>
-            </w:pPr>
-            <w:r>
-              <w:rPr>
-                <w:rFonts w:ascii="Calibri" w:hAnsi="Calibri"/>
-                <w:b w:val="0"/>
-                <w:i/>
-                <w:color w:val="6C757D"/>
-                <w:sz w:val="18"/>
-              </w:rPr>
-              <w:t xml:space="preserve">📍 Appeso o posizionato in cucina, visibile ai cuochi   </w:t>
-            </w:r>
-            <w:r>
-              <w:rPr>
-                <w:rFonts w:ascii="Calibri" w:hAnsi="Calibri"/>
-                <w:b/>
-                <w:i w:val="0"/>
-                <w:color w:val="F0A500"/>
-                <w:sz w:val="18"/>
-              </w:rPr>
-              <w:t>[Consigliato]</w:t>
-            </w:r>
-          </w:p>
-          <w:p>
-            <w:pPr>
-              <w:spacing w:before="0" w:after="60"/>
-            </w:pPr>
-            <w:r>
-              <w:rPr>
-                <w:rFonts w:ascii="Calibri" w:hAnsi="Calibri"/>
-                <w:b/>
-                <w:i w:val="0"/>
-                <w:color w:val="2D3436"/>
-                <w:sz w:val="18"/>
-              </w:rPr>
-              <w:t xml:space="preserve">Schermo: </w:t>
-            </w:r>
-            <w:r>
-              <w:rPr>
-                <w:rFonts w:ascii="Calibri" w:hAnsi="Calibri"/>
-                <w:b w:val="0"/>
-                <w:i w:val="0"/>
-                <w:color w:val="2D3436"/>
-                <w:sz w:val="18"/>
-              </w:rPr>
-              <w:t xml:space="preserve">15–24"    </w:t>
-            </w:r>
-            <w:r>
-              <w:rPr>
-                <w:rFonts w:ascii="Calibri" w:hAnsi="Calibri"/>
-                <w:b/>
-                <w:i w:val="0"/>
-                <w:color w:val="2D3436"/>
-                <w:sz w:val="18"/>
-              </w:rPr>
-              <w:t xml:space="preserve">OS / Browser: </w:t>
-            </w:r>
-            <w:r>
-              <w:rPr>
-                <w:rFonts w:ascii="Calibri" w:hAnsi="Calibri"/>
-                <w:b w:val="0"/>
-                <w:i w:val="0"/>
-                <w:color w:val="2D3436"/>
-                <w:sz w:val="18"/>
-              </w:rPr>
-              <w:t>Qualsiasi browser (pagina /admin/ordini in full screen)</w:t>
-            </w:r>
-          </w:p>
-          <w:p>
-            <w:pPr>
-              <w:spacing w:before="10" w:after="10"/>
-            </w:pPr>
-            <w:r>
-              <w:rPr>
-                <w:rFonts w:ascii="Calibri" w:hAnsi="Calibri"/>
-                <w:b w:val="0"/>
-                <w:i w:val="0"/>
-                <w:color w:val="2D3436"/>
-                <w:sz w:val="18"/>
-              </w:rPr>
-              <w:t>▸  Visualizza ordini in tempo reale appena arrivano</w:t>
-            </w:r>
-          </w:p>
-          <w:p>
-            <w:pPr>
-              <w:spacing w:before="10" w:after="10"/>
-            </w:pPr>
-            <w:r>
-              <w:rPr>
-                <w:rFonts w:ascii="Calibri" w:hAnsi="Calibri"/>
-                <w:b w:val="0"/>
-                <w:i w:val="0"/>
-                <w:color w:val="2D3436"/>
-                <w:sz w:val="18"/>
-              </w:rPr>
-              <w:t>▸  Mostra slot orario e dettaglio articoli</w:t>
-            </w:r>
-          </w:p>
-          <w:p>
-            <w:pPr>
-              <w:spacing w:before="10" w:after="10"/>
-            </w:pPr>
-            <w:r>
-              <w:rPr>
-                <w:rFonts w:ascii="Calibri" w:hAnsi="Calibri"/>
-                <w:b w:val="0"/>
-                <w:i w:val="0"/>
-                <w:color w:val="2D3436"/>
-                <w:sz w:val="18"/>
-              </w:rPr>
-              <w:t>▸  Permette di marcare ordini come "pronti"</w:t>
-            </w:r>
-          </w:p>
-        </w:tc>
-      </w:tr>
-    </w:tbl>
-    <w:p>
-      <w:pPr>
-        <w:spacing w:before="120" w:after="0"/>
-      </w:pPr>
-    </w:p>
-    <w:tbl>
-      <w:tblPr>
-        <w:tblW w:type="auto" w:w="0"/>
-        <w:tblLook w:firstColumn="1" w:firstRow="1" w:lastColumn="0" w:lastRow="0" w:noHBand="0" w:noVBand="1" w:val="04A0"/>
-        <w:tblBorders>
-          <w:top w:val="nil"/>
-          <w:left w:val="nil"/>
-          <w:bottom w:val="nil"/>
-          <w:right w:val="nil"/>
-          <w:insideH w:val="nil"/>
-          <w:insideV w:val="nil"/>
-        </w:tblBorders>
-      </w:tblPr>
-      <w:tblGrid>
-        <w:gridCol w:w="4706"/>
-        <w:gridCol w:w="4706"/>
-      </w:tblGrid>
-      <w:tr>
-        <w:tc>
-          <w:tcPr>
-            <w:tcW w:w="1134" w:type="dxa"/>
-            <w:shd w:val="clear" w:color="auto" w:fill="6C757D"/>
-            <w:tcMar>
-              <w:top w:w="140" w:type="dxa"/>
-              <w:bottom w:w="140" w:type="dxa"/>
-              <w:left w:w="140" w:type="dxa"/>
-              <w:right w:w="100" w:type="dxa"/>
-            </w:tcMar>
-            <w:vAlign w:val="top"/>
-          </w:tcPr>
-          <w:p>
-            <w:pPr>
-              <w:jc w:val="center"/>
-            </w:pPr>
-            <w:r>
-              <w:rPr>
-                <w:rFonts w:ascii="Calibri" w:hAnsi="Calibri"/>
-                <w:b w:val="0"/>
-                <w:i w:val="0"/>
-                <w:color w:val="FFFFFF"/>
-                <w:sz w:val="44"/>
-              </w:rPr>
-              <w:t>🖨️</w:t>
-            </w:r>
-          </w:p>
-        </w:tc>
-        <w:tc>
-          <w:tcPr>
-            <w:tcW w:w="8505" w:type="dxa"/>
-            <w:shd w:val="clear" w:color="auto" w:fill="F8F9FC"/>
-            <w:tcBorders>
-              <w:top w:val="nil"/>
-              <w:bottom w:val="nil"/>
-              <w:left w:val="single" w:sz="16" w:color="6C757D" w:space="0"/>
-              <w:right w:val="nil"/>
-            </w:tcBorders>
-            <w:tcMar>
-              <w:top w:w="120" w:type="dxa"/>
-              <w:bottom w:w="120" w:type="dxa"/>
-              <w:left w:w="170" w:type="dxa"/>
-              <w:right w:w="140" w:type="dxa"/>
-            </w:tcMar>
-            <w:vAlign w:val="top"/>
-          </w:tcPr>
-          <w:p>
-            <w:pPr>
-              <w:spacing w:before="0" w:after="30"/>
-            </w:pPr>
-            <w:r>
-              <w:rPr>
-                <w:rFonts w:ascii="Calibri" w:hAnsi="Calibri"/>
-                <w:b/>
-                <w:i w:val="0"/>
-                <w:color w:val="0F3460"/>
-                <w:sz w:val="24"/>
-              </w:rPr>
-              <w:t>Stampante Scontrini</w:t>
-            </w:r>
-          </w:p>
-          <w:p>
-            <w:pPr>
-              <w:spacing w:before="0" w:after="60"/>
-            </w:pPr>
-            <w:r>
-              <w:rPr>
-                <w:rFonts w:ascii="Calibri" w:hAnsi="Calibri"/>
-                <w:b w:val="0"/>
-                <w:i/>
-                <w:color w:val="6C757D"/>
-                <w:sz w:val="18"/>
-              </w:rPr>
-              <w:t xml:space="preserve">📍 In cucina oppure al banco   </w:t>
-            </w:r>
-            <w:r>
-              <w:rPr>
-                <w:rFonts w:ascii="Calibri" w:hAnsi="Calibri"/>
-                <w:b/>
-                <w:i w:val="0"/>
-                <w:color w:val="6C757D"/>
-                <w:sz w:val="18"/>
-              </w:rPr>
-              <w:t>[Opzionale]</w:t>
-            </w:r>
-          </w:p>
-          <w:p>
-            <w:pPr>
-              <w:spacing w:before="0" w:after="60"/>
-            </w:pPr>
-            <w:r>
-              <w:rPr>
-                <w:rFonts w:ascii="Calibri" w:hAnsi="Calibri"/>
-                <w:b/>
-                <w:i w:val="0"/>
-                <w:color w:val="2D3436"/>
-                <w:sz w:val="18"/>
-              </w:rPr>
-              <w:t xml:space="preserve">Schermo: </w:t>
-            </w:r>
-            <w:r>
-              <w:rPr>
-                <w:rFonts w:ascii="Calibri" w:hAnsi="Calibri"/>
-                <w:b w:val="0"/>
-                <w:i w:val="0"/>
-                <w:color w:val="2D3436"/>
-                <w:sz w:val="18"/>
-              </w:rPr>
-              <w:t xml:space="preserve">—    </w:t>
-            </w:r>
-            <w:r>
-              <w:rPr>
-                <w:rFonts w:ascii="Calibri" w:hAnsi="Calibri"/>
-                <w:b/>
-                <w:i w:val="0"/>
-                <w:color w:val="2D3436"/>
-                <w:sz w:val="18"/>
-              </w:rPr>
-              <w:t xml:space="preserve">OS / Browser: </w:t>
-            </w:r>
-            <w:r>
-              <w:rPr>
-                <w:rFonts w:ascii="Calibri" w:hAnsi="Calibri"/>
-                <w:b w:val="0"/>
-                <w:i w:val="0"/>
-                <w:color w:val="2D3436"/>
-                <w:sz w:val="18"/>
-              </w:rPr>
-              <w:t>Termica ESC/POS (USB o Wi-Fi)</w:t>
-            </w:r>
-          </w:p>
-          <w:p>
-            <w:pPr>
-              <w:spacing w:before="10" w:after="10"/>
-            </w:pPr>
-            <w:r>
-              <w:rPr>
-                <w:rFonts w:ascii="Calibri" w:hAnsi="Calibri"/>
-                <w:b w:val="0"/>
-                <w:i w:val="0"/>
-                <w:color w:val="2D3436"/>
-                <w:sz w:val="18"/>
-              </w:rPr>
-              <w:t>▸  Stampa ticket ordine alla conferma</w:t>
-            </w:r>
-          </w:p>
-          <w:p>
-            <w:pPr>
-              <w:spacing w:before="10" w:after="10"/>
-            </w:pPr>
-            <w:r>
-              <w:rPr>
-                <w:rFonts w:ascii="Calibri" w:hAnsi="Calibri"/>
-                <w:b w:val="0"/>
-                <w:i w:val="0"/>
-                <w:color w:val="2D3436"/>
-                <w:sz w:val="18"/>
-              </w:rPr>
-              <w:t>▸  Facilita la distribuzione dei piatti in sala</w:t>
-            </w:r>
-          </w:p>
-          <w:p>
-            <w:pPr>
-              <w:spacing w:before="10" w:after="10"/>
-            </w:pPr>
-            <w:r>
-              <w:rPr>
-                <w:rFonts w:ascii="Calibri" w:hAnsi="Calibri"/>
-                <w:b w:val="0"/>
-                <w:i w:val="0"/>
-                <w:color w:val="2D3436"/>
-                <w:sz w:val="18"/>
-              </w:rPr>
-              <w:t>▸  Il sistema funziona correttamente anche senza stampante</w:t>
-            </w:r>
-          </w:p>
-        </w:tc>
-      </w:tr>
-    </w:tbl>
-    <w:p>
-      <w:pPr>
-        <w:spacing w:before="120" w:after="0"/>
-      </w:pPr>
-    </w:p>
-    <w:tbl>
-      <w:tblPr>
-        <w:tblW w:type="auto" w:w="0"/>
-        <w:tblLook w:firstColumn="1" w:firstRow="1" w:lastColumn="0" w:lastRow="0" w:noHBand="0" w:noVBand="1" w:val="04A0"/>
-        <w:tblBorders>
-          <w:top w:val="nil"/>
-          <w:left w:val="nil"/>
-          <w:bottom w:val="nil"/>
-          <w:right w:val="nil"/>
-          <w:insideH w:val="nil"/>
-          <w:insideV w:val="nil"/>
-        </w:tblBorders>
-      </w:tblPr>
-      <w:tblGrid>
-        <w:gridCol w:w="4706"/>
-        <w:gridCol w:w="4706"/>
-      </w:tblGrid>
-      <w:tr>
-        <w:tc>
-          <w:tcPr>
-            <w:tcW w:w="1134" w:type="dxa"/>
-            <w:shd w:val="clear" w:color="auto" w:fill="6F42C1"/>
-            <w:tcMar>
-              <w:top w:w="140" w:type="dxa"/>
-              <w:bottom w:w="140" w:type="dxa"/>
-              <w:left w:w="140" w:type="dxa"/>
-              <w:right w:w="100" w:type="dxa"/>
-            </w:tcMar>
-            <w:vAlign w:val="top"/>
-          </w:tcPr>
-          <w:p>
-            <w:pPr>
-              <w:jc w:val="center"/>
-            </w:pPr>
-            <w:r>
-              <w:rPr>
-                <w:rFonts w:ascii="Calibri" w:hAnsi="Calibri"/>
-                <w:b w:val="0"/>
-                <w:i w:val="0"/>
-                <w:color w:val="FFFFFF"/>
-                <w:sz w:val="44"/>
-              </w:rPr>
-              <w:t>🖥️</w:t>
-            </w:r>
-          </w:p>
-        </w:tc>
-        <w:tc>
-          <w:tcPr>
-            <w:tcW w:w="8505" w:type="dxa"/>
-            <w:shd w:val="clear" w:color="auto" w:fill="F8F9FC"/>
-            <w:tcBorders>
-              <w:top w:val="nil"/>
-              <w:bottom w:val="nil"/>
-              <w:left w:val="single" w:sz="16" w:color="6F42C1" w:space="0"/>
-              <w:right w:val="nil"/>
-            </w:tcBorders>
-            <w:tcMar>
-              <w:top w:w="120" w:type="dxa"/>
-              <w:bottom w:w="120" w:type="dxa"/>
-              <w:left w:w="170" w:type="dxa"/>
-              <w:right w:w="140" w:type="dxa"/>
-            </w:tcMar>
-            <w:vAlign w:val="top"/>
-          </w:tcPr>
-          <w:p>
-            <w:pPr>
-              <w:spacing w:before="0" w:after="30"/>
-            </w:pPr>
-            <w:r>
-              <w:rPr>
-                <w:rFonts w:ascii="Calibri" w:hAnsi="Calibri"/>
-                <w:b/>
-                <w:i w:val="0"/>
-                <w:color w:val="0F3460"/>
-                <w:sz w:val="24"/>
-              </w:rPr>
-              <w:t>PC Amministratore</w:t>
-            </w:r>
-          </w:p>
-          <w:p>
-            <w:pPr>
-              <w:spacing w:before="0" w:after="60"/>
-            </w:pPr>
-            <w:r>
-              <w:rPr>
-                <w:rFonts w:ascii="Calibri" w:hAnsi="Calibri"/>
-                <w:b w:val="0"/>
-                <w:i/>
-                <w:color w:val="6C757D"/>
-                <w:sz w:val="18"/>
-              </w:rPr>
-              <w:t xml:space="preserve">📍 Ufficio del responsabile / back office   </w:t>
-            </w:r>
-            <w:r>
-              <w:rPr>
-                <w:rFonts w:ascii="Calibri" w:hAnsi="Calibri"/>
-                <w:b/>
-                <w:i w:val="0"/>
-                <w:color w:val="28A745"/>
-                <w:sz w:val="18"/>
-              </w:rPr>
-              <w:t>[Necessario]</w:t>
-            </w:r>
-          </w:p>
-          <w:p>
-            <w:pPr>
-              <w:spacing w:before="0" w:after="60"/>
-            </w:pPr>
-            <w:r>
-              <w:rPr>
-                <w:rFonts w:ascii="Calibri" w:hAnsi="Calibri"/>
-                <w:b/>
-                <w:i w:val="0"/>
-                <w:color w:val="2D3436"/>
-                <w:sz w:val="18"/>
-              </w:rPr>
-              <w:t xml:space="preserve">Schermo: </w:t>
-            </w:r>
-            <w:r>
-              <w:rPr>
-                <w:rFonts w:ascii="Calibri" w:hAnsi="Calibri"/>
-                <w:b w:val="0"/>
-                <w:i w:val="0"/>
-                <w:color w:val="2D3436"/>
-                <w:sz w:val="18"/>
-              </w:rPr>
-              <w:t xml:space="preserve">13"+ sconsigliato sotto 11"    </w:t>
-            </w:r>
-            <w:r>
-              <w:rPr>
-                <w:rFonts w:ascii="Calibri" w:hAnsi="Calibri"/>
-                <w:b/>
-                <w:i w:val="0"/>
-                <w:color w:val="2D3436"/>
-                <w:sz w:val="18"/>
-              </w:rPr>
-              <w:t xml:space="preserve">OS / Browser: </w:t>
-            </w:r>
-            <w:r>
-              <w:rPr>
-                <w:rFonts w:ascii="Calibri" w:hAnsi="Calibri"/>
-                <w:b w:val="0"/>
-                <w:i w:val="0"/>
-                <w:color w:val="2D3436"/>
-                <w:sz w:val="18"/>
-              </w:rPr>
-              <w:t>Qualsiasi PC/Mac con browser</w:t>
-            </w:r>
-          </w:p>
-          <w:p>
-            <w:pPr>
-              <w:spacing w:before="10" w:after="10"/>
-            </w:pPr>
-            <w:r>
-              <w:rPr>
-                <w:rFonts w:ascii="Calibri" w:hAnsi="Calibri"/>
-                <w:b w:val="0"/>
-                <w:i w:val="0"/>
-                <w:color w:val="2D3436"/>
-                <w:sz w:val="18"/>
-              </w:rPr>
-              <w:t>▸  Configura menu, slot orari, prezzi e categorie</w:t>
-            </w:r>
-          </w:p>
-          <w:p>
-            <w:pPr>
-              <w:spacing w:before="10" w:after="10"/>
-            </w:pPr>
-            <w:r>
-              <w:rPr>
-                <w:rFonts w:ascii="Calibri" w:hAnsi="Calibri"/>
-                <w:b w:val="0"/>
-                <w:i w:val="0"/>
-                <w:color w:val="2D3436"/>
-                <w:sz w:val="18"/>
-              </w:rPr>
-              <w:t>▸  Gestisce utenti, ricariche wallet e permessi</w:t>
-            </w:r>
-          </w:p>
-          <w:p>
-            <w:pPr>
-              <w:spacing w:before="10" w:after="10"/>
-            </w:pPr>
-            <w:r>
-              <w:rPr>
-                <w:rFonts w:ascii="Calibri" w:hAnsi="Calibri"/>
-                <w:b w:val="0"/>
-                <w:i w:val="0"/>
-                <w:color w:val="2D3436"/>
-                <w:sz w:val="18"/>
-              </w:rPr>
-              <w:t>▸  Visualizza report, statistiche e storico ordini</w:t>
-            </w:r>
-          </w:p>
-          <w:p>
-            <w:pPr>
-              <w:spacing w:before="10" w:after="10"/>
-            </w:pPr>
-            <w:r>
-              <w:rPr>
-                <w:rFonts w:ascii="Calibri" w:hAnsi="Calibri"/>
-                <w:b w:val="0"/>
-                <w:i w:val="0"/>
-                <w:color w:val="2D3436"/>
-                <w:sz w:val="18"/>
-              </w:rPr>
-              <w:t>▸  Configura pasti aziendali e menu del giorno</w:t>
-            </w:r>
-          </w:p>
-        </w:tc>
-      </w:tr>
-    </w:tbl>
-    <w:p>
-      <w:pPr>
-        <w:spacing w:before="120" w:after="0"/>
-      </w:pPr>
-    </w:p>
-    <w:tbl>
-      <w:tblPr>
-        <w:tblW w:type="auto" w:w="0"/>
-        <w:tblLook w:firstColumn="1" w:firstRow="1" w:lastColumn="0" w:lastRow="0" w:noHBand="0" w:noVBand="1" w:val="04A0"/>
-        <w:tblBorders>
-          <w:top w:val="nil"/>
-          <w:left w:val="nil"/>
-          <w:bottom w:val="nil"/>
-          <w:right w:val="nil"/>
-          <w:insideH w:val="nil"/>
-          <w:insideV w:val="nil"/>
-        </w:tblBorders>
-      </w:tblPr>
-      <w:tblGrid>
-        <w:gridCol w:w="4706"/>
-        <w:gridCol w:w="4706"/>
-      </w:tblGrid>
-      <w:tr>
-        <w:tc>
-          <w:tcPr>
-            <w:tcW w:w="1134" w:type="dxa"/>
-            <w:shd w:val="clear" w:color="auto" w:fill="17A2B8"/>
-            <w:tcMar>
-              <w:top w:w="140" w:type="dxa"/>
-              <w:bottom w:w="140" w:type="dxa"/>
-              <w:left w:w="140" w:type="dxa"/>
-              <w:right w:w="100" w:type="dxa"/>
-            </w:tcMar>
-            <w:vAlign w:val="top"/>
-          </w:tcPr>
-          <w:p>
-            <w:pPr>
-              <w:jc w:val="center"/>
-            </w:pPr>
-            <w:r>
-              <w:rPr>
-                <w:rFonts w:ascii="Calibri" w:hAnsi="Calibri"/>
-                <w:b w:val="0"/>
-                <w:i w:val="0"/>
-                <w:color w:val="FFFFFF"/>
-                <w:sz w:val="44"/>
-              </w:rPr>
-              <w:t>📋</w:t>
-            </w:r>
-          </w:p>
-        </w:tc>
-        <w:tc>
-          <w:tcPr>
-            <w:tcW w:w="8505" w:type="dxa"/>
-            <w:shd w:val="clear" w:color="auto" w:fill="F8F9FC"/>
-            <w:tcBorders>
-              <w:top w:val="nil"/>
-              <w:bottom w:val="nil"/>
-              <w:left w:val="single" w:sz="16" w:color="17A2B8" w:space="0"/>
-              <w:right w:val="nil"/>
-            </w:tcBorders>
-            <w:tcMar>
-              <w:top w:w="120" w:type="dxa"/>
-              <w:bottom w:w="120" w:type="dxa"/>
-              <w:left w:w="170" w:type="dxa"/>
-              <w:right w:w="140" w:type="dxa"/>
-            </w:tcMar>
-            <w:vAlign w:val="top"/>
-          </w:tcPr>
-          <w:p>
-            <w:pPr>
-              <w:spacing w:before="0" w:after="30"/>
-            </w:pPr>
-            <w:r>
-              <w:rPr>
-                <w:rFonts w:ascii="Calibri" w:hAnsi="Calibri"/>
-                <w:b/>
-                <w:i w:val="0"/>
-                <w:color w:val="0F3460"/>
-                <w:sz w:val="24"/>
-              </w:rPr>
-              <w:t>Tablet Staff Sala</w:t>
-            </w:r>
-          </w:p>
-          <w:p>
-            <w:pPr>
-              <w:spacing w:before="0" w:after="60"/>
-            </w:pPr>
-            <w:r>
-              <w:rPr>
-                <w:rFonts w:ascii="Calibri" w:hAnsi="Calibri"/>
-                <w:b w:val="0"/>
-                <w:i/>
-                <w:color w:val="6C757D"/>
-                <w:sz w:val="18"/>
-              </w:rPr>
-              <w:t xml:space="preserve">📍 Portato dallo staff in sala (opzionale)   </w:t>
-            </w:r>
-            <w:r>
-              <w:rPr>
-                <w:rFonts w:ascii="Calibri" w:hAnsi="Calibri"/>
-                <w:b/>
-                <w:i w:val="0"/>
-                <w:color w:val="6C757D"/>
-                <w:sz w:val="18"/>
-              </w:rPr>
-              <w:t>[Opzionale]</w:t>
-            </w:r>
-          </w:p>
-          <w:p>
-            <w:pPr>
-              <w:spacing w:before="0" w:after="60"/>
-            </w:pPr>
-            <w:r>
-              <w:rPr>
-                <w:rFonts w:ascii="Calibri" w:hAnsi="Calibri"/>
-                <w:b/>
-                <w:i w:val="0"/>
-                <w:color w:val="2D3436"/>
-                <w:sz w:val="18"/>
-              </w:rPr>
-              <w:t xml:space="preserve">Schermo: </w:t>
-            </w:r>
-            <w:r>
-              <w:rPr>
-                <w:rFonts w:ascii="Calibri" w:hAnsi="Calibri"/>
-                <w:b w:val="0"/>
-                <w:i w:val="0"/>
-                <w:color w:val="2D3436"/>
-                <w:sz w:val="18"/>
-              </w:rPr>
-              <w:t xml:space="preserve">8"+ consigliato    </w:t>
-            </w:r>
-            <w:r>
-              <w:rPr>
-                <w:rFonts w:ascii="Calibri" w:hAnsi="Calibri"/>
-                <w:b/>
-                <w:i w:val="0"/>
-                <w:color w:val="2D3436"/>
-                <w:sz w:val="18"/>
-              </w:rPr>
-              <w:t xml:space="preserve">OS / Browser: </w:t>
-            </w:r>
-            <w:r>
-              <w:rPr>
-                <w:rFonts w:ascii="Calibri" w:hAnsi="Calibri"/>
-                <w:b w:val="0"/>
-                <w:i w:val="0"/>
-                <w:color w:val="2D3436"/>
-                <w:sz w:val="18"/>
-              </w:rPr>
-              <w:t>Android o iOS con browser</w:t>
-            </w:r>
-          </w:p>
-          <w:p>
-            <w:pPr>
-              <w:spacing w:before="10" w:after="10"/>
-            </w:pPr>
-            <w:r>
-              <w:rPr>
-                <w:rFonts w:ascii="Calibri" w:hAnsi="Calibri"/>
-                <w:b w:val="0"/>
-                <w:i w:val="0"/>
-                <w:color w:val="2D3436"/>
-                <w:sz w:val="18"/>
-              </w:rPr>
-              <w:t>▸  Check-in clienti ai tavoli prenotati</w:t>
-            </w:r>
-          </w:p>
-          <w:p>
-            <w:pPr>
-              <w:spacing w:before="10" w:after="10"/>
-            </w:pPr>
-            <w:r>
-              <w:rPr>
-                <w:rFonts w:ascii="Calibri" w:hAnsi="Calibri"/>
-                <w:b w:val="0"/>
-                <w:i w:val="0"/>
-                <w:color w:val="2D3436"/>
-                <w:sz w:val="18"/>
-              </w:rPr>
-              <w:t>▸  Visione delle prenotazioni attive per fascia</w:t>
-            </w:r>
-          </w:p>
-          <w:p>
-            <w:pPr>
-              <w:spacing w:before="10" w:after="10"/>
-            </w:pPr>
-            <w:r>
-              <w:rPr>
-                <w:rFonts w:ascii="Calibri" w:hAnsi="Calibri"/>
-                <w:b w:val="0"/>
-                <w:i w:val="0"/>
-                <w:color w:val="2D3436"/>
-                <w:sz w:val="18"/>
-              </w:rPr>
-              <w:t>▸  Accesso rapido al pannello admin da sala</w:t>
+              <w:t>▸  Mostra il codice di ritiro del pasto aziendale</w:t>
             </w:r>
           </w:p>
         </w:tc>
@@ -1880,7 +3127,7 @@
           <w:color w:val="0F3460"/>
           <w:sz w:val="36"/>
         </w:rPr>
-        <w:t>3 — Flusso pagamento QR banco</w:t>
+        <w:t>4 — Flusso pagamento QR banco</w:t>
       </w:r>
     </w:p>
     <w:p>
@@ -2621,7 +3868,7 @@
           <w:color w:val="0F3460"/>
           <w:sz w:val="36"/>
         </w:rPr>
-        <w:t>4 — Requisiti tecnici</w:t>
+        <w:t>5 — Requisiti tecnici</w:t>
       </w:r>
     </w:p>
     <w:p>
@@ -2814,7 +4061,7 @@
                 <w:color w:val="2D3436"/>
                 <w:sz w:val="18"/>
               </w:rPr>
-              <w:t>📱 Tablet Banco POS</w:t>
+              <w:t>🖥️ Display Cucina</w:t>
             </w:r>
           </w:p>
         </w:tc>
@@ -2864,7 +4111,7 @@
                 <w:color w:val="2D3436"/>
                 <w:sz w:val="18"/>
               </w:rPr>
-              <w:t>Staff / Admin</w:t>
+              <w:t>Cuoco</w:t>
             </w:r>
           </w:p>
         </w:tc>
@@ -2941,7 +4188,7 @@
                 <w:color w:val="2D3436"/>
                 <w:sz w:val="18"/>
               </w:rPr>
-              <w:t>📲 Smartphone Cliente</w:t>
+              <w:t>📱 Tablet Banco POS</w:t>
             </w:r>
           </w:p>
         </w:tc>
@@ -2966,7 +4213,7 @@
                 <w:color w:val="2D3436"/>
                 <w:sz w:val="18"/>
               </w:rPr>
-              <w:t>Wi-Fi / 4G</w:t>
+              <w:t>Wi-Fi</w:t>
             </w:r>
           </w:p>
         </w:tc>
@@ -2991,7 +4238,7 @@
                 <w:color w:val="2D3436"/>
                 <w:sz w:val="18"/>
               </w:rPr>
-              <w:t>Cliente registrato</w:t>
+              <w:t>Cassiere</w:t>
             </w:r>
           </w:p>
         </w:tc>
@@ -3016,7 +4263,7 @@
                 <w:color w:val="2D3436"/>
                 <w:sz w:val="18"/>
               </w:rPr>
-              <w:t>4.5"</w:t>
+              <w:t>10"</w:t>
             </w:r>
           </w:p>
         </w:tc>
@@ -3068,7 +4315,7 @@
                 <w:color w:val="2D3436"/>
                 <w:sz w:val="18"/>
               </w:rPr>
-              <w:t>🖥️ Display Cucina</w:t>
+              <w:t>🧾 Registratore cassa</w:t>
             </w:r>
           </w:p>
         </w:tc>
@@ -3093,7 +4340,7 @@
                 <w:color w:val="2D3436"/>
                 <w:sz w:val="18"/>
               </w:rPr>
-              <w:t>Wi-Fi</w:t>
+              <w:t>—</w:t>
             </w:r>
           </w:p>
         </w:tc>
@@ -3118,7 +4365,7 @@
                 <w:color w:val="2D3436"/>
                 <w:sz w:val="18"/>
               </w:rPr>
-              <w:t>Staff / Admin</w:t>
+              <w:t>—</w:t>
             </w:r>
           </w:p>
         </w:tc>
@@ -3143,7 +4390,7 @@
                 <w:color w:val="2D3436"/>
                 <w:sz w:val="18"/>
               </w:rPr>
-              <w:t>15"</w:t>
+              <w:t>—</w:t>
             </w:r>
           </w:p>
         </w:tc>
@@ -3165,10 +4412,10 @@
                 <w:rFonts w:ascii="Calibri" w:hAnsi="Calibri"/>
                 <w:b/>
                 <w:i w:val="0"/>
-                <w:color w:val="F0A500"/>
+                <w:color w:val="28A745"/>
                 <w:sz w:val="18"/>
               </w:rPr>
-              <w:t>Consigliato</w:t>
+              <w:t>Sì</w:t>
             </w:r>
           </w:p>
         </w:tc>
@@ -3195,7 +4442,7 @@
                 <w:color w:val="2D3436"/>
                 <w:sz w:val="18"/>
               </w:rPr>
-              <w:t>🖨️ Stampante Scontrini</w:t>
+              <w:t>🖨️ Termica 80 mm</w:t>
             </w:r>
           </w:p>
         </w:tc>
@@ -3220,7 +4467,7 @@
                 <w:color w:val="2D3436"/>
                 <w:sz w:val="18"/>
               </w:rPr>
-              <w:t>USB / Wi-Fi</w:t>
+              <w:t>Wi-Fi / USB</w:t>
             </w:r>
           </w:p>
         </w:tc>
@@ -3292,10 +4539,10 @@
                 <w:rFonts w:ascii="Calibri" w:hAnsi="Calibri"/>
                 <w:b/>
                 <w:i w:val="0"/>
-                <w:color w:val="6C757D"/>
+                <w:color w:val="F0A500"/>
                 <w:sz w:val="18"/>
               </w:rPr>
-              <w:t>Opzionale</w:t>
+              <w:t>Consigliato</w:t>
             </w:r>
           </w:p>
         </w:tc>
@@ -3322,7 +4569,7 @@
                 <w:color w:val="2D3436"/>
                 <w:sz w:val="18"/>
               </w:rPr>
-              <w:t>🖥️ PC Amministratore</w:t>
+              <w:t>🖨️ Stampante A4</w:t>
             </w:r>
           </w:p>
         </w:tc>
@@ -3347,7 +4594,7 @@
                 <w:color w:val="2D3436"/>
                 <w:sz w:val="18"/>
               </w:rPr>
-              <w:t>Wi-Fi / LAN</w:t>
+              <w:t>Wi-Fi / USB</w:t>
             </w:r>
           </w:p>
         </w:tc>
@@ -3372,7 +4619,7 @@
                 <w:color w:val="2D3436"/>
                 <w:sz w:val="18"/>
               </w:rPr>
-              <w:t>Admin</w:t>
+              <w:t>—</w:t>
             </w:r>
           </w:p>
         </w:tc>
@@ -3397,7 +4644,7 @@
                 <w:color w:val="2D3436"/>
                 <w:sz w:val="18"/>
               </w:rPr>
-              <w:t>13"</w:t>
+              <w:t>—</w:t>
             </w:r>
           </w:p>
         </w:tc>
@@ -3449,7 +4696,261 @@
                 <w:color w:val="2D3436"/>
                 <w:sz w:val="18"/>
               </w:rPr>
-              <w:t>📋 Tablet Staff Sala</w:t>
+              <w:t>🖥️ PC Backoffice</w:t>
+            </w:r>
+          </w:p>
+        </w:tc>
+        <w:tc>
+          <w:tcPr>
+            <w:tcW w:w="1814" w:type="dxa"/>
+            <w:shd w:val="clear" w:color="auto" w:fill="FFFFFF"/>
+            <w:tcMar>
+              <w:top w:w="80" w:type="dxa"/>
+              <w:bottom w:w="80" w:type="dxa"/>
+              <w:left w:w="113" w:type="dxa"/>
+              <w:right w:w="113" w:type="dxa"/>
+            </w:tcMar>
+            <w:vAlign w:val="center"/>
+          </w:tcPr>
+          <w:p>
+            <w:r>
+              <w:rPr>
+                <w:rFonts w:ascii="Calibri" w:hAnsi="Calibri"/>
+                <w:b w:val="0"/>
+                <w:i w:val="0"/>
+                <w:color w:val="2D3436"/>
+                <w:sz w:val="18"/>
+              </w:rPr>
+              <w:t>Wi-Fi / LAN</w:t>
+            </w:r>
+          </w:p>
+        </w:tc>
+        <w:tc>
+          <w:tcPr>
+            <w:tcW w:w="2268" w:type="dxa"/>
+            <w:shd w:val="clear" w:color="auto" w:fill="FFFFFF"/>
+            <w:tcMar>
+              <w:top w:w="80" w:type="dxa"/>
+              <w:bottom w:w="80" w:type="dxa"/>
+              <w:left w:w="113" w:type="dxa"/>
+              <w:right w:w="113" w:type="dxa"/>
+            </w:tcMar>
+            <w:vAlign w:val="center"/>
+          </w:tcPr>
+          <w:p>
+            <w:r>
+              <w:rPr>
+                <w:rFonts w:ascii="Calibri" w:hAnsi="Calibri"/>
+                <w:b w:val="0"/>
+                <w:i w:val="0"/>
+                <w:color w:val="2D3436"/>
+                <w:sz w:val="18"/>
+              </w:rPr>
+              <w:t>Admin o manager</w:t>
+            </w:r>
+          </w:p>
+        </w:tc>
+        <w:tc>
+          <w:tcPr>
+            <w:tcW w:w="1587" w:type="dxa"/>
+            <w:shd w:val="clear" w:color="auto" w:fill="FFFFFF"/>
+            <w:tcMar>
+              <w:top w:w="80" w:type="dxa"/>
+              <w:bottom w:w="80" w:type="dxa"/>
+              <w:left w:w="113" w:type="dxa"/>
+              <w:right w:w="113" w:type="dxa"/>
+            </w:tcMar>
+            <w:vAlign w:val="center"/>
+          </w:tcPr>
+          <w:p>
+            <w:r>
+              <w:rPr>
+                <w:rFonts w:ascii="Calibri" w:hAnsi="Calibri"/>
+                <w:b w:val="0"/>
+                <w:i w:val="0"/>
+                <w:color w:val="2D3436"/>
+                <w:sz w:val="18"/>
+              </w:rPr>
+              <w:t>13"</w:t>
+            </w:r>
+          </w:p>
+        </w:tc>
+        <w:tc>
+          <w:tcPr>
+            <w:tcW w:w="1587" w:type="dxa"/>
+            <w:shd w:val="clear" w:color="auto" w:fill="FFFFFF"/>
+            <w:tcMar>
+              <w:top w:w="80" w:type="dxa"/>
+              <w:bottom w:w="80" w:type="dxa"/>
+              <w:left w:w="113" w:type="dxa"/>
+              <w:right w:w="113" w:type="dxa"/>
+            </w:tcMar>
+            <w:vAlign w:val="center"/>
+          </w:tcPr>
+          <w:p>
+            <w:r>
+              <w:rPr>
+                <w:rFonts w:ascii="Calibri" w:hAnsi="Calibri"/>
+                <w:b/>
+                <w:i w:val="0"/>
+                <w:color w:val="28A745"/>
+                <w:sz w:val="18"/>
+              </w:rPr>
+              <w:t>Sì</w:t>
+            </w:r>
+          </w:p>
+        </w:tc>
+      </w:tr>
+      <w:tr>
+        <w:tc>
+          <w:tcPr>
+            <w:tcW w:w="2835" w:type="dxa"/>
+            <w:shd w:val="clear" w:color="auto" w:fill="F8F9FC"/>
+            <w:tcMar>
+              <w:top w:w="80" w:type="dxa"/>
+              <w:bottom w:w="80" w:type="dxa"/>
+              <w:left w:w="113" w:type="dxa"/>
+              <w:right w:w="113" w:type="dxa"/>
+            </w:tcMar>
+            <w:vAlign w:val="center"/>
+          </w:tcPr>
+          <w:p>
+            <w:r>
+              <w:rPr>
+                <w:rFonts w:ascii="Calibri" w:hAnsi="Calibri"/>
+                <w:b w:val="0"/>
+                <w:i w:val="0"/>
+                <w:color w:val="2D3436"/>
+                <w:sz w:val="18"/>
+              </w:rPr>
+              <w:t>📲 Smartphone cliente</w:t>
+            </w:r>
+          </w:p>
+        </w:tc>
+        <w:tc>
+          <w:tcPr>
+            <w:tcW w:w="1814" w:type="dxa"/>
+            <w:shd w:val="clear" w:color="auto" w:fill="F8F9FC"/>
+            <w:tcMar>
+              <w:top w:w="80" w:type="dxa"/>
+              <w:bottom w:w="80" w:type="dxa"/>
+              <w:left w:w="113" w:type="dxa"/>
+              <w:right w:w="113" w:type="dxa"/>
+            </w:tcMar>
+            <w:vAlign w:val="center"/>
+          </w:tcPr>
+          <w:p>
+            <w:r>
+              <w:rPr>
+                <w:rFonts w:ascii="Calibri" w:hAnsi="Calibri"/>
+                <w:b w:val="0"/>
+                <w:i w:val="0"/>
+                <w:color w:val="2D3436"/>
+                <w:sz w:val="18"/>
+              </w:rPr>
+              <w:t>Wi-Fi / 4G</w:t>
+            </w:r>
+          </w:p>
+        </w:tc>
+        <w:tc>
+          <w:tcPr>
+            <w:tcW w:w="2268" w:type="dxa"/>
+            <w:shd w:val="clear" w:color="auto" w:fill="F8F9FC"/>
+            <w:tcMar>
+              <w:top w:w="80" w:type="dxa"/>
+              <w:bottom w:w="80" w:type="dxa"/>
+              <w:left w:w="113" w:type="dxa"/>
+              <w:right w:w="113" w:type="dxa"/>
+            </w:tcMar>
+            <w:vAlign w:val="center"/>
+          </w:tcPr>
+          <w:p>
+            <w:r>
+              <w:rPr>
+                <w:rFonts w:ascii="Calibri" w:hAnsi="Calibri"/>
+                <w:b w:val="0"/>
+                <w:i w:val="0"/>
+                <w:color w:val="2D3436"/>
+                <w:sz w:val="18"/>
+              </w:rPr>
+              <w:t>Cliente</w:t>
+            </w:r>
+          </w:p>
+        </w:tc>
+        <w:tc>
+          <w:tcPr>
+            <w:tcW w:w="1587" w:type="dxa"/>
+            <w:shd w:val="clear" w:color="auto" w:fill="F8F9FC"/>
+            <w:tcMar>
+              <w:top w:w="80" w:type="dxa"/>
+              <w:bottom w:w="80" w:type="dxa"/>
+              <w:left w:w="113" w:type="dxa"/>
+              <w:right w:w="113" w:type="dxa"/>
+            </w:tcMar>
+            <w:vAlign w:val="center"/>
+          </w:tcPr>
+          <w:p>
+            <w:r>
+              <w:rPr>
+                <w:rFonts w:ascii="Calibri" w:hAnsi="Calibri"/>
+                <w:b w:val="0"/>
+                <w:i w:val="0"/>
+                <w:color w:val="2D3436"/>
+                <w:sz w:val="18"/>
+              </w:rPr>
+              <w:t>4.5"</w:t>
+            </w:r>
+          </w:p>
+        </w:tc>
+        <w:tc>
+          <w:tcPr>
+            <w:tcW w:w="1587" w:type="dxa"/>
+            <w:shd w:val="clear" w:color="auto" w:fill="F8F9FC"/>
+            <w:tcMar>
+              <w:top w:w="80" w:type="dxa"/>
+              <w:bottom w:w="80" w:type="dxa"/>
+              <w:left w:w="113" w:type="dxa"/>
+              <w:right w:w="113" w:type="dxa"/>
+            </w:tcMar>
+            <w:vAlign w:val="center"/>
+          </w:tcPr>
+          <w:p>
+            <w:r>
+              <w:rPr>
+                <w:rFonts w:ascii="Calibri" w:hAnsi="Calibri"/>
+                <w:b/>
+                <w:i w:val="0"/>
+                <w:color w:val="17A2B8"/>
+                <w:sz w:val="18"/>
+              </w:rPr>
+              <w:t>Prerequisito</w:t>
+            </w:r>
+          </w:p>
+        </w:tc>
+      </w:tr>
+      <w:tr>
+        <w:tc>
+          <w:tcPr>
+            <w:tcW w:w="2835" w:type="dxa"/>
+            <w:shd w:val="clear" w:color="auto" w:fill="FFFFFF"/>
+            <w:tcMar>
+              <w:top w:w="80" w:type="dxa"/>
+              <w:bottom w:w="80" w:type="dxa"/>
+              <w:left w:w="113" w:type="dxa"/>
+              <w:right w:w="113" w:type="dxa"/>
+            </w:tcMar>
+            <w:vAlign w:val="center"/>
+          </w:tcPr>
+          <w:p>
+            <w:r>
+              <w:rPr>
+                <w:rFonts w:ascii="Calibri" w:hAnsi="Calibri"/>
+                <w:b w:val="0"/>
+                <w:i w:val="0"/>
+                <w:color w:val="2D3436"/>
+                <w:sz w:val="18"/>
+              </w:rPr>
+              <w:t>📱 Secondo tablet banco</w:t>
             </w:r>
           </w:p>
         </w:tc>
@@ -3499,7 +5000,7 @@
                 <w:color w:val="2D3436"/>
                 <w:sz w:val="18"/>
               </w:rPr>
-              <w:t>Staff</w:t>
+              <w:t>Cassiere</w:t>
             </w:r>
           </w:p>
         </w:tc>
@@ -3546,10 +5047,10 @@
                 <w:rFonts w:ascii="Calibri" w:hAnsi="Calibri"/>
                 <w:b/>
                 <w:i w:val="0"/>
-                <w:color w:val="6C757D"/>
+                <w:color w:val="F0A500"/>
                 <w:sz w:val="18"/>
               </w:rPr>
-              <w:t>Opzionale</w:t>
+              <w:t>Consigliato</w:t>
             </w:r>
           </w:p>
         </w:tc>
@@ -3637,7 +5138,7 @@
           <w:color w:val="6C757D"/>
           <w:sz w:val="16"/>
         </w:rPr>
-        <w:t>QuickLunch — Documento tecnico — 2026</w:t>
+        <w:t>QuickLunch — Documento tecnico — © 2024–26 DS Consulting</w:t>
       </w:r>
     </w:p>
     <w:sectPr>

--- a/docs/manuali/device_layout.docx
+++ b/docs/manuali/device_layout.docx
@@ -5127,7 +5127,33 @@
     </w:p>
     <w:p>
       <w:pPr>
-        <w:spacing w:before="200" w:after="0"/>
+        <w:spacing w:before="200" w:after="40"/>
+        <w:jc w:val="center"/>
+      </w:pPr>
+      <w:r>
+        <w:rPr>
+          <w:rFonts w:ascii="Calibri" w:hAnsi="Calibri"/>
+          <w:b/>
+          <w:i w:val="0"/>
+          <w:color w:val="2D3436"/>
+          <w:sz w:val="20"/>
+        </w:rPr>
+        <w:t xml:space="preserve">Assistenza:  Daniele Speziale — DS Consulting   ·   </w:t>
+      </w:r>
+      <w:r>
+        <w:rPr>
+          <w:rFonts w:ascii="Calibri" w:hAnsi="Calibri"/>
+          <w:b/>
+          <w:i w:val="0"/>
+          <w:color w:val="E94560"/>
+          <w:sz w:val="20"/>
+        </w:rPr>
+        <w:t>dspeziale@gmail.com   ·   +39 352 0150489</w:t>
+      </w:r>
+    </w:p>
+    <w:p>
+      <w:pPr>
+        <w:spacing w:before="0" w:after="0"/>
         <w:jc w:val="center"/>
       </w:pPr>
       <w:r>

--- a/docs/manuali/device_layout.docx
+++ b/docs/manuali/device_layout.docx
@@ -2887,7 +2887,7 @@
                 <w:color w:val="2D3436"/>
                 <w:sz w:val="18"/>
               </w:rPr>
-              <w:t>▸  Gestisce utenti, ricariche wallet, ruoli e permessi; legge i report</w:t>
+              <w:t>▸  Gestisce utenti, ricariche wallet (se il portafoglio e attivo), ruoli e permessi; legge i report</w:t>
             </w:r>
           </w:p>
         </w:tc>
@@ -3845,7 +3845,7 @@
                 <w:color w:val="2D3436"/>
                 <w:sz w:val="18"/>
               </w:rPr>
-              <w:t>Il wallet viene scalato automaticamente. Il tablet banco mostra "✓ Pagato da [nome]".</w:t>
+              <w:t>Con il portafoglio attivo il wallet viene scalato automaticamente e il tablet mostra "✓ Pagato da [nome]"; con il portafoglio disattivato la consumazione viene registrata e si incassa alla cassa.</w:t>
             </w:r>
           </w:p>
         </w:tc>
